--- a/DSA Patterns .docx
+++ b/DSA Patterns .docx
@@ -9,15 +9,7 @@
     </w:p>
     <w:p>
       <w:r>
-        <w:t xml:space="preserve">- **Core </w:t>
-      </w:r>
-      <w:proofErr w:type="gramStart"/>
-      <w:r>
-        <w:t>Pattern:*</w:t>
-      </w:r>
-      <w:proofErr w:type="gramEnd"/>
-      <w:r>
-        <w:t>* (e.g., Sliding Window, Monotonic Stack, Trie)</w:t>
+        <w:t>- **Core Pattern:** (e.g., Sliding Window, Monotonic Stack, Trie)</w:t>
       </w:r>
     </w:p>
     <w:p>
@@ -25,41 +17,17 @@
         <w:t>-</w:t>
       </w:r>
       <w:r>
-        <w:t>**</w:t>
-      </w:r>
-      <w:proofErr w:type="gramStart"/>
-      <w:r>
-        <w:t>Problem:*</w:t>
-      </w:r>
-      <w:proofErr w:type="gramEnd"/>
-      <w:r>
-        <w:t>* Find indices of two numbers in a sorted array that sum to a target.</w:t>
-      </w:r>
-    </w:p>
-    <w:p>
-      <w:r>
-        <w:t xml:space="preserve">- **Technical </w:t>
-      </w:r>
-      <w:proofErr w:type="gramStart"/>
-      <w:r>
-        <w:t>Nuance:*</w:t>
-      </w:r>
-      <w:proofErr w:type="gramEnd"/>
-      <w:r>
-        <w:t>* [Insert detail on why this pattern works, e.g., "Maintains a window of size K to avoid redundant re-calculation."]</w:t>
-      </w:r>
-    </w:p>
-    <w:p>
-      <w:r>
-        <w:t>- **</w:t>
-      </w:r>
-      <w:proofErr w:type="gramStart"/>
-      <w:r>
-        <w:t>Complexity:*</w:t>
-      </w:r>
-      <w:proofErr w:type="gramEnd"/>
-      <w:r>
-        <w:t>* - Time: O(...)</w:t>
+        <w:t>**Problem:** Find indices of two numbers in a sorted array that sum to a target.</w:t>
+      </w:r>
+    </w:p>
+    <w:p>
+      <w:r>
+        <w:t>- **Technical Nuance:** [Insert detail on why this pattern works, e.g., "Maintains a window of size K to avoid redundant re-calculation."]</w:t>
+      </w:r>
+    </w:p>
+    <w:p>
+      <w:r>
+        <w:t>- **Complexity:** - Time: O(...)</w:t>
       </w:r>
     </w:p>
     <w:p>
@@ -80,70 +48,22 @@
     </w:p>
     <w:p>
       <w:r>
-        <w:t>- **</w:t>
-      </w:r>
-      <w:proofErr w:type="gramStart"/>
-      <w:r>
-        <w:t>Problem:*</w:t>
-      </w:r>
-      <w:proofErr w:type="gramEnd"/>
-      <w:r>
-        <w:t>* Find indices of two numbers in a sorted array that sum to a target.</w:t>
-      </w:r>
-    </w:p>
-    <w:p>
-      <w:r>
-        <w:t>- **</w:t>
-      </w:r>
-      <w:proofErr w:type="gramStart"/>
-      <w:r>
-        <w:t>Pattern:*</w:t>
-      </w:r>
-      <w:proofErr w:type="gramEnd"/>
-      <w:r>
-        <w:t>* Two Pointers / Hash Map / Binary Search</w:t>
-      </w:r>
-    </w:p>
-    <w:p>
-      <w:r>
-        <w:t xml:space="preserve">- **Time </w:t>
-      </w:r>
-      <w:proofErr w:type="gramStart"/>
-      <w:r>
-        <w:t>Complexity:*</w:t>
-      </w:r>
-      <w:proofErr w:type="gramEnd"/>
-      <w:r>
-        <w:t xml:space="preserve">* O(n) (Two Pointers), O(n) (Hash Map), </w:t>
-      </w:r>
-      <w:proofErr w:type="gramStart"/>
-      <w:r>
-        <w:t>O(</w:t>
-      </w:r>
-      <w:proofErr w:type="gramEnd"/>
-      <w:r>
-        <w:t>n log n) (Binary Search)</w:t>
-      </w:r>
-    </w:p>
-    <w:p>
-      <w:r>
-        <w:t xml:space="preserve">- **Space </w:t>
-      </w:r>
-      <w:proofErr w:type="gramStart"/>
-      <w:r>
-        <w:t>Complexity:*</w:t>
-      </w:r>
-      <w:proofErr w:type="gramEnd"/>
-      <w:r>
-        <w:t xml:space="preserve">* </w:t>
-      </w:r>
-      <w:proofErr w:type="gramStart"/>
-      <w:r>
-        <w:t>O(</w:t>
-      </w:r>
-      <w:proofErr w:type="gramEnd"/>
-      <w:r>
-        <w:t>1) (Two Pointers/Binary Search), O(n) (Hash Map)</w:t>
+        <w:t>- **Problem:** Find indices of two numbers in a sorted array that sum to a target.</w:t>
+      </w:r>
+    </w:p>
+    <w:p>
+      <w:r>
+        <w:t>- **Pattern:** Two Pointers / Hash Map / Binary Search</w:t>
+      </w:r>
+    </w:p>
+    <w:p>
+      <w:r>
+        <w:t>- **Time Complexity:** O(n) (Two Pointers), O(n) (Hash Map), O(n log n) (Binary Search)</w:t>
+      </w:r>
+    </w:p>
+    <w:p>
+      <w:r>
+        <w:t>- **Space Complexity:** O(1) (Two Pointers/Binary Search), O(n) (Hash Map)</w:t>
       </w:r>
     </w:p>
     <w:p/>
@@ -160,54 +80,22 @@
     </w:p>
     <w:p>
       <w:r>
-        <w:t>- **</w:t>
-      </w:r>
-      <w:proofErr w:type="gramStart"/>
-      <w:r>
-        <w:t>Problem:*</w:t>
-      </w:r>
-      <w:proofErr w:type="gramEnd"/>
-      <w:r>
-        <w:t>* Find indices of two numbers in an unsorted array that sum to a target.</w:t>
-      </w:r>
-    </w:p>
-    <w:p>
-      <w:r>
-        <w:t>- **</w:t>
-      </w:r>
-      <w:proofErr w:type="gramStart"/>
-      <w:r>
-        <w:t>Pattern:*</w:t>
-      </w:r>
-      <w:proofErr w:type="gramEnd"/>
-      <w:r>
-        <w:t>* Hash Map</w:t>
-      </w:r>
-    </w:p>
-    <w:p>
-      <w:r>
-        <w:t xml:space="preserve">- **Time </w:t>
-      </w:r>
-      <w:proofErr w:type="gramStart"/>
-      <w:r>
-        <w:t>Complexity:*</w:t>
-      </w:r>
-      <w:proofErr w:type="gramEnd"/>
-      <w:r>
-        <w:t>* O(n)</w:t>
-      </w:r>
-    </w:p>
-    <w:p>
-      <w:r>
-        <w:t xml:space="preserve">- **Space </w:t>
-      </w:r>
-      <w:proofErr w:type="gramStart"/>
-      <w:r>
-        <w:t>Complexity:*</w:t>
-      </w:r>
-      <w:proofErr w:type="gramEnd"/>
-      <w:r>
-        <w:t>* O(n)</w:t>
+        <w:t>- **Problem:** Find indices of two numbers in an unsorted array that sum to a target.</w:t>
+      </w:r>
+    </w:p>
+    <w:p>
+      <w:r>
+        <w:t>- **Pattern:** Hash Map</w:t>
+      </w:r>
+    </w:p>
+    <w:p>
+      <w:r>
+        <w:t>- **Time Complexity:** O(n)</w:t>
+      </w:r>
+    </w:p>
+    <w:p>
+      <w:r>
+        <w:t>- **Space Complexity:** O(n)</w:t>
       </w:r>
     </w:p>
     <w:p/>
@@ -224,153 +112,2505 @@
     </w:p>
     <w:p>
       <w:r>
+        <w:t>- **Problem:** Given meeting intervals, check if a person can attend all without overlaps.</w:t>
+      </w:r>
+    </w:p>
+    <w:p>
+      <w:r>
+        <w:t>- **Pattern:** Interval Scheduling</w:t>
+      </w:r>
+    </w:p>
+    <w:p>
+      <w:r>
+        <w:t>- **Time Complexity:** O(n log n)</w:t>
+      </w:r>
+    </w:p>
+    <w:p>
+      <w:r>
+        <w:t>- **Space Complexity:** O(1)</w:t>
+      </w:r>
+    </w:p>
+    <w:p/>
+    <w:p>
+      <w:r>
+        <w:t>---</w:t>
+      </w:r>
+    </w:p>
+    <w:p/>
+    <w:p>
+      <w:r>
+        <w:t>### 4. K-Way Merge</w:t>
+      </w:r>
+    </w:p>
+    <w:p>
+      <w:r>
+        <w:t>- **Problem:** Merge k sorted linked lists into one sorted list.</w:t>
+      </w:r>
+    </w:p>
+    <w:p>
+      <w:r>
+        <w:t>- **Pattern:** Heap / Priority Queue</w:t>
+      </w:r>
+    </w:p>
+    <w:p>
+      <w:r>
+        <w:t>- **Time Complexity:** O(n log n) (Naive), O(n log k) (Optimal)</w:t>
+      </w:r>
+    </w:p>
+    <w:p>
+      <w:r>
+        <w:t>- **Space Complexity:** O(n)</w:t>
+      </w:r>
+    </w:p>
+    <w:p/>
+    <w:p>
+      <w:r>
+        <w:t>---</w:t>
+      </w:r>
+    </w:p>
+    <w:p/>
+    <w:p>
+      <w:r>
+        <w:t>### 5. Online Median in Stream</w:t>
+      </w:r>
+    </w:p>
+    <w:p>
+      <w:r>
+        <w:t>- **Problem:** Continuously find the median as numbers are added to a stream.</w:t>
+      </w:r>
+    </w:p>
+    <w:p>
+      <w:r>
+        <w:t>- **Pattern:** Two Heaps</w:t>
+      </w:r>
+    </w:p>
+    <w:p>
+      <w:r>
+        <w:t>- **Time Complexity:** O(n log n)</w:t>
+      </w:r>
+    </w:p>
+    <w:p>
+      <w:r>
+        <w:t>- **Space Complexity:** O(n)</w:t>
+      </w:r>
+    </w:p>
+    <w:p/>
+    <w:p>
+      <w:r>
+        <w:t>---</w:t>
+      </w:r>
+    </w:p>
+    <w:p/>
+    <w:p>
+      <w:r>
+        <w:t>### 6. Kth Largest in Array</w:t>
+      </w:r>
+    </w:p>
+    <w:p>
+      <w:r>
+        <w:t>- **Problem:** Find the k-th largest element in an array.</w:t>
+      </w:r>
+    </w:p>
+    <w:p>
+      <w:r>
+        <w:t>- **Pattern:** Min-Heap / QuickSelect</w:t>
+      </w:r>
+    </w:p>
+    <w:p>
+      <w:r>
+        <w:t>- **Time Complexity:** O(n log k) (Min-Heap), O(n) avg / O(n²) worst (QuickSelect)</w:t>
+      </w:r>
+    </w:p>
+    <w:p>
+      <w:r>
+        <w:t>- **Space Complexity:** O(k) (Min-Heap), O(1) (QuickSelect)</w:t>
+      </w:r>
+    </w:p>
+    <w:p/>
+    <w:p>
+      <w:r>
+        <w:t>---</w:t>
+      </w:r>
+    </w:p>
+    <w:p/>
+    <w:p>
+      <w:r>
+        <w:t>### 7. Kth Largest in Stream</w:t>
+      </w:r>
+    </w:p>
+    <w:p>
+      <w:r>
+        <w:t>- **Problem:** After each insertion into a stream, return the k-th largest element.</w:t>
+      </w:r>
+    </w:p>
+    <w:p>
+      <w:r>
+        <w:t>- **Pattern:** Min-Heap</w:t>
+      </w:r>
+    </w:p>
+    <w:p>
+      <w:r>
+        <w:t>- **Time Complexity:** O(n log k)</w:t>
+      </w:r>
+    </w:p>
+    <w:p>
+      <w:r>
+        <w:t>- **Space Complexity:** O(k)</w:t>
+      </w:r>
+    </w:p>
+    <w:p/>
+    <w:p>
+      <w:r>
+        <w:t>---</w:t>
+      </w:r>
+    </w:p>
+    <w:p/>
+    <w:p>
+      <w:r>
+        <w:t>### 8. Top K Frequent Elements</w:t>
+      </w:r>
+    </w:p>
+    <w:p>
+      <w:r>
+        <w:t>- **Problem:** Find the k most frequent elements in an array.</w:t>
+      </w:r>
+    </w:p>
+    <w:p>
+      <w:r>
+        <w:t>- **Pattern:** Hash Map + Sort / Heap</w:t>
+      </w:r>
+    </w:p>
+    <w:p>
+      <w:r>
+        <w:t>- **Time Complexity:** O(n log n) (Sort), O(n log k) (Heap)</w:t>
+      </w:r>
+    </w:p>
+    <w:p>
+      <w:r>
+        <w:t>- **Space Complexity:** O(n)</w:t>
+      </w:r>
+    </w:p>
+    <w:p/>
+    <w:p>
+      <w:r>
+        <w:t>---</w:t>
+      </w:r>
+    </w:p>
+    <w:p/>
+    <w:p>
+      <w:r>
+        <w:t>### 9. Intersection of Three Sorted Arrays</w:t>
+      </w:r>
+    </w:p>
+    <w:p>
+      <w:r>
+        <w:t>- **Problem:** Find all elements present in all three sorted arrays.</w:t>
+      </w:r>
+    </w:p>
+    <w:p>
+      <w:r>
+        <w:t>- **Pattern:** Hash Map</w:t>
+      </w:r>
+      <w:r>
+        <w:t>, three pointers</w:t>
+      </w:r>
+    </w:p>
+    <w:p>
+      <w:r>
+        <w:t>- **Time Complexity:** O(n1 + n2 + n3)</w:t>
+      </w:r>
+    </w:p>
+    <w:p>
+      <w:r>
+        <w:t>- **Space Complexity:** O(n2 + n3)</w:t>
+      </w:r>
+    </w:p>
+    <w:p>
+      <w:r>
+        <w:t>---</w:t>
+      </w:r>
+    </w:p>
+    <w:p>
+      <w:r>
+        <w:t>###10. Segregate even and odd numbers</w:t>
+      </w:r>
+    </w:p>
+    <w:p>
+      <w:r>
+        <w:t>- **Core Pattern:** Two Pointers</w:t>
+      </w:r>
+    </w:p>
+    <w:p>
+      <w:r>
+        <w:t>- **Problem:** Segregate even and odd numbers in an array so that all even numbers come before all odd numbers (order within groups does not matter).</w:t>
+      </w:r>
+    </w:p>
+    <w:p>
+      <w:r>
+        <w:t>- **Technical Nuance:** Uses two pointers (one from the start, one from the end). Increment the start pointer if the number is even, decrement the end pointer if the number is odd. Swap when an odd is at the start and an even is at the end. This efficiently partitions the array in-place.</w:t>
+      </w:r>
+    </w:p>
+    <w:p>
+      <w:r>
+        <w:t>- **Complexity:**</w:t>
+      </w:r>
+    </w:p>
+    <w:p>
+      <w:r>
+        <w:t xml:space="preserve">  - Time: O(n)</w:t>
+      </w:r>
+    </w:p>
+    <w:p>
+      <w:r>
+        <w:t xml:space="preserve">  - Space: O(1)</w:t>
+      </w:r>
+    </w:p>
+    <w:p>
+      <w:r>
+        <w:t>---</w:t>
+      </w:r>
+    </w:p>
+    <w:p>
+      <w:r>
+        <w:t>###11. Merge sort</w:t>
+      </w:r>
+    </w:p>
+    <w:p>
+      <w:r>
+        <w:t>- **Core Pattern:** Divide and Conquer</w:t>
+      </w:r>
+    </w:p>
+    <w:p>
+      <w:r>
         <w:lastRenderedPageBreak/>
-        <w:t>- **</w:t>
-      </w:r>
-      <w:proofErr w:type="gramStart"/>
-      <w:r>
-        <w:t>Problem:*</w:t>
-      </w:r>
-      <w:proofErr w:type="gramEnd"/>
-      <w:r>
-        <w:t>* Given meeting intervals, check if a person can attend all without overlaps.</w:t>
-      </w:r>
-    </w:p>
-    <w:p>
-      <w:r>
-        <w:t>- **</w:t>
-      </w:r>
-      <w:proofErr w:type="gramStart"/>
-      <w:r>
-        <w:t>Pattern:*</w:t>
-      </w:r>
-      <w:proofErr w:type="gramEnd"/>
-      <w:r>
-        <w:t>* Interval Scheduling</w:t>
-      </w:r>
-    </w:p>
-    <w:p>
-      <w:r>
-        <w:t xml:space="preserve">- **Time </w:t>
-      </w:r>
-      <w:proofErr w:type="gramStart"/>
-      <w:r>
-        <w:t>Complexity:*</w:t>
-      </w:r>
-      <w:proofErr w:type="gramEnd"/>
-      <w:r>
-        <w:t xml:space="preserve">* </w:t>
-      </w:r>
-      <w:proofErr w:type="gramStart"/>
-      <w:r>
-        <w:t>O(</w:t>
-      </w:r>
-      <w:proofErr w:type="gramEnd"/>
-      <w:r>
-        <w:t>n log n)</w:t>
-      </w:r>
-    </w:p>
-    <w:p>
-      <w:r>
-        <w:t xml:space="preserve">- **Space </w:t>
-      </w:r>
-      <w:proofErr w:type="gramStart"/>
-      <w:r>
-        <w:t>Complexity:*</w:t>
-      </w:r>
-      <w:proofErr w:type="gramEnd"/>
-      <w:r>
-        <w:t xml:space="preserve">* </w:t>
-      </w:r>
-      <w:proofErr w:type="gramStart"/>
-      <w:r>
-        <w:t>O(</w:t>
-      </w:r>
-      <w:proofErr w:type="gramEnd"/>
-      <w:r>
-        <w:t>1)</w:t>
+        <w:t>- **Problem:** Sort an array by recursively dividing it into halves, sorting each half, and merging the sorted halves.</w:t>
+      </w:r>
+    </w:p>
+    <w:p>
+      <w:r>
+        <w:t>- **Technical Nuance:** Recursively splits the array until single-element subarrays are reached, then merges sorted subarrays back together. The merge step ensures the overall array remains sorted, and the divide step guarantees logarithmic depth.</w:t>
+      </w:r>
+    </w:p>
+    <w:p>
+      <w:r>
+        <w:t>- **Complexity:**</w:t>
+      </w:r>
+    </w:p>
+    <w:p>
+      <w:r>
+        <w:t xml:space="preserve">  - Time: O(n log n)</w:t>
+      </w:r>
+    </w:p>
+    <w:p>
+      <w:r>
+        <w:t xml:space="preserve">  - Space: O(n) (due to auxiliary arrays used during merging)</w:t>
+      </w:r>
+    </w:p>
+    <w:p>
+      <w:r>
+        <w:t>---</w:t>
+      </w:r>
+    </w:p>
+    <w:p>
+      <w:r>
+        <w:t>###12. Merge one sorted array in to another</w:t>
+      </w:r>
+    </w:p>
+    <w:p>
+      <w:r>
+        <w:t>Here’s the summary for the "Merge One Array Into Another" problem in your requested format:</w:t>
       </w:r>
     </w:p>
     <w:p/>
     <w:p>
       <w:r>
+        <w:t>- **Core Pattern:** Two Pointers (or In-place Merge)</w:t>
+      </w:r>
+    </w:p>
+    <w:p>
+      <w:r>
+        <w:t>- **Problem:** Given two sorted arrays, merge the second array into the first (which has enough buffer at the end) so that the result is a single sorted array.</w:t>
+      </w:r>
+    </w:p>
+    <w:p>
+      <w:r>
+        <w:t>- **Technical Nuance:** Start merging from the end of both arrays to avoid overwriting elements in the first array. Use two pointers to compare the largest elements and fill from the back.</w:t>
+      </w:r>
+    </w:p>
+    <w:p>
+      <w:r>
+        <w:t>- **Complexity:**</w:t>
+      </w:r>
+    </w:p>
+    <w:p>
+      <w:r>
+        <w:t xml:space="preserve">  - Time: O(n + m), where n and m are the lengths of the two arrays</w:t>
+      </w:r>
+    </w:p>
+    <w:p>
+      <w:r>
+        <w:t xml:space="preserve">  - Space: O(1) (in-place, no extra space required)</w:t>
+      </w:r>
+    </w:p>
+    <w:p>
+      <w:r>
         <w:t>---</w:t>
       </w:r>
     </w:p>
+    <w:p>
+      <w:r>
+        <w:t>###13.Dutch Nation Flag</w:t>
+      </w:r>
+    </w:p>
+    <w:p>
+      <w:r>
+        <w:t>- **Core Pattern:** Three Pointers (</w:t>
+      </w:r>
+      <w:r>
+        <w:t>Thee pointer Lomuto’s pattern</w:t>
+      </w:r>
+      <w:r>
+        <w:t>)</w:t>
+      </w:r>
+    </w:p>
+    <w:p>
+      <w:r>
+        <w:t>- **Problem:** Given an array with three distinct values (e.g., 0, 1, 2), sort the array so that all instances of the same value are grouped together and appear in a specific order.</w:t>
+      </w:r>
+    </w:p>
+    <w:p>
+      <w:r>
+        <w:t>- **Technical Nuance:** Uses three pointers (low, mid, high) to partition the array in a single pass. Swaps elements to their correct region as mid traverses the array, ensuring in-place sorting with minimal passes.</w:t>
+      </w:r>
+    </w:p>
+    <w:p>
+      <w:r>
+        <w:t>- **Complexity:**</w:t>
+      </w:r>
+    </w:p>
+    <w:p>
+      <w:r>
+        <w:t xml:space="preserve">  - Time: O(n)</w:t>
+      </w:r>
+    </w:p>
+    <w:p>
+      <w:r>
+        <w:t xml:space="preserve">  - Space: O(1)</w:t>
+      </w:r>
+    </w:p>
+    <w:p>
+      <w:r>
+        <w:t>---</w:t>
+      </w:r>
+    </w:p>
+    <w:p>
+      <w:r>
+        <w:t>###14. Sort all characters</w:t>
+      </w:r>
+    </w:p>
+    <w:p>
+      <w:r>
+        <w:t>- **Core Pattern:** Quick Sort (Divide and Conquer)</w:t>
+      </w:r>
+    </w:p>
+    <w:p>
+      <w:r>
+        <w:t>- **Problem:** Sort all characters in a string or array in ascending order.</w:t>
+      </w:r>
+    </w:p>
+    <w:p>
+      <w:r>
+        <w:t>- **Technical Nuance:** Recursively partitions the array around a pivot, sorting elements less than the pivot to the left and greater to the right. This process is repeated for subarrays, achieving efficient average-case performance.</w:t>
+      </w:r>
+    </w:p>
+    <w:p>
+      <w:r>
+        <w:t>- **Complexity:**</w:t>
+      </w:r>
+    </w:p>
+    <w:p>
+      <w:r>
+        <w:t xml:space="preserve">  - Time: O(n log n) on average, O(n²) worst case</w:t>
+      </w:r>
+    </w:p>
+    <w:p>
+      <w:r>
+        <w:t xml:space="preserve">  - Space: O(log n) for recursion stack (in-place, no extra array needed)</w:t>
+      </w:r>
+    </w:p>
     <w:p/>
     <w:p>
-      <w:r>
-        <w:t>### 4. K-Way Merge</w:t>
-      </w:r>
-    </w:p>
-    <w:p>
-      <w:r>
-        <w:t>- **</w:t>
-      </w:r>
-      <w:proofErr w:type="gramStart"/>
-      <w:r>
-        <w:t>Problem:*</w:t>
-      </w:r>
-      <w:proofErr w:type="gramEnd"/>
-      <w:r>
-        <w:t>* Merge k sorted linked lists into one sorted list.</w:t>
-      </w:r>
-    </w:p>
-    <w:p>
-      <w:r>
-        <w:t>- **</w:t>
-      </w:r>
-      <w:proofErr w:type="gramStart"/>
-      <w:r>
-        <w:t>Pattern:*</w:t>
-      </w:r>
-      <w:proofErr w:type="gramEnd"/>
-      <w:r>
-        <w:t>* Heap / Priority Queue</w:t>
-      </w:r>
-    </w:p>
-    <w:p>
-      <w:r>
-        <w:t xml:space="preserve">- **Time </w:t>
-      </w:r>
-      <w:proofErr w:type="gramStart"/>
-      <w:r>
-        <w:t>Complexity:*</w:t>
-      </w:r>
-      <w:proofErr w:type="gramEnd"/>
-      <w:r>
-        <w:t xml:space="preserve">* </w:t>
-      </w:r>
-      <w:proofErr w:type="gramStart"/>
-      <w:r>
-        <w:t>O(</w:t>
-      </w:r>
-      <w:proofErr w:type="gramEnd"/>
-      <w:r>
-        <w:t xml:space="preserve">n log n) (Naive), </w:t>
-      </w:r>
-      <w:proofErr w:type="gramStart"/>
-      <w:r>
-        <w:t>O(</w:t>
-      </w:r>
-      <w:proofErr w:type="gramEnd"/>
-      <w:r>
-        <w:t>n log k) (Optimal)</w:t>
-      </w:r>
-    </w:p>
-    <w:p>
-      <w:r>
-        <w:t xml:space="preserve">- **Space </w:t>
-      </w:r>
-      <w:proofErr w:type="gramStart"/>
-      <w:r>
-        <w:t>Complexity:*</w:t>
-      </w:r>
-      <w:proofErr w:type="gramEnd"/>
-      <w:r>
-        <w:t>* O(n)</w:t>
-      </w:r>
-    </w:p>
+      <w:pPr>
+        <w:spacing w:after="120"/>
+        <w:rPr>
+          <w:rFonts w:ascii="Arial" w:hAnsi="Arial" w:cs="Arial"/>
+          <w:color w:val="1F1F1F"/>
+        </w:rPr>
+      </w:pPr>
+      <w:r>
+        <w:rPr>
+          <w:rFonts w:ascii="Arial" w:hAnsi="Arial" w:cs="Arial"/>
+          <w:color w:val="1F1F1F"/>
+        </w:rPr>
+        <w:t>### Quick Sort Partitions Impl.</w:t>
+      </w:r>
+    </w:p>
+    <w:p>
+      <w:pPr>
+        <w:spacing w:after="120"/>
+        <w:outlineLvl w:val="2"/>
+        <w:rPr>
+          <w:rFonts w:ascii="Arial" w:hAnsi="Arial" w:cs="Arial"/>
+          <w:b/>
+          <w:bCs/>
+          <w:color w:val="1F1F1F"/>
+          <w:sz w:val="27"/>
+          <w:szCs w:val="27"/>
+        </w:rPr>
+      </w:pPr>
+      <w:r>
+        <w:rPr>
+          <w:rFonts w:ascii="Arial" w:hAnsi="Arial" w:cs="Arial"/>
+          <w:b/>
+          <w:bCs/>
+          <w:color w:val="1F1F1F"/>
+          <w:sz w:val="27"/>
+          <w:szCs w:val="27"/>
+        </w:rPr>
+        <w:t>1. Hoare’s Partition ("Two-Pointer" Method)</w:t>
+      </w:r>
+    </w:p>
+    <w:p>
+      <w:pPr>
+        <w:rPr>
+          <w:rFonts w:ascii="Arial" w:hAnsi="Arial" w:cs="Arial"/>
+          <w:color w:val="1F1F1F"/>
+        </w:rPr>
+      </w:pPr>
+      <w:r>
+        <w:rPr>
+          <w:rFonts w:ascii="Arial" w:hAnsi="Arial" w:cs="Arial"/>
+          <w:b/>
+          <w:bCs/>
+          <w:color w:val="1F1F1F"/>
+          <w:bdr w:val="none" w:sz="0" w:space="0" w:color="auto" w:frame="1"/>
+        </w:rPr>
+        <w:lastRenderedPageBreak/>
+        <w:t>The Mental Model:</w:t>
+      </w:r>
+      <w:r>
+        <w:rPr>
+          <w:rFonts w:ascii="Arial" w:hAnsi="Arial" w:cs="Arial"/>
+          <w:color w:val="1F1F1F"/>
+        </w:rPr>
+        <w:t xml:space="preserve"> Two bouncers at opposite ends of the club. The Left Bouncer throws out anyone too big; the Right Bouncer throws out anyone too small. They trade the misfits.</w:t>
+      </w:r>
+    </w:p>
+    <w:p>
+      <w:pPr>
+        <w:rPr>
+          <w:rFonts w:ascii="Arial" w:hAnsi="Arial" w:cs="Arial"/>
+          <w:color w:val="1F1F1F"/>
+        </w:rPr>
+      </w:pPr>
+      <w:r>
+        <w:rPr>
+          <w:rFonts w:ascii="Arial" w:hAnsi="Arial" w:cs="Arial"/>
+          <w:b/>
+          <w:bCs/>
+          <w:color w:val="1F1F1F"/>
+          <w:bdr w:val="none" w:sz="0" w:space="0" w:color="auto" w:frame="1"/>
+        </w:rPr>
+        <w:t>The Flash Points:</w:t>
+      </w:r>
+    </w:p>
+    <w:p>
+      <w:pPr>
+        <w:numPr>
+          <w:ilvl w:val="0"/>
+          <w:numId w:val="1"/>
+        </w:numPr>
+        <w:rPr>
+          <w:rFonts w:ascii="Arial" w:hAnsi="Arial" w:cs="Arial"/>
+          <w:color w:val="1F1F1F"/>
+        </w:rPr>
+      </w:pPr>
+      <w:r>
+        <w:rPr>
+          <w:rFonts w:ascii="Arial" w:hAnsi="Arial" w:cs="Arial"/>
+          <w:b/>
+          <w:bCs/>
+          <w:color w:val="1F1F1F"/>
+          <w:bdr w:val="none" w:sz="0" w:space="0" w:color="auto" w:frame="1"/>
+        </w:rPr>
+        <w:t>The Loop:</w:t>
+      </w:r>
+      <w:r>
+        <w:rPr>
+          <w:rFonts w:ascii="Arial" w:hAnsi="Arial" w:cs="Arial"/>
+          <w:color w:val="1F1F1F"/>
+        </w:rPr>
+        <w:t xml:space="preserve"> </w:t>
+      </w:r>
+      <w:r>
+        <w:rPr>
+          <w:rFonts w:ascii="Arial" w:hAnsi="Arial" w:cs="Arial"/>
+          <w:color w:val="444746"/>
+          <w:sz w:val="20"/>
+          <w:szCs w:val="20"/>
+          <w:bdr w:val="none" w:sz="0" w:space="0" w:color="auto" w:frame="1"/>
+        </w:rPr>
+        <w:t>while left &lt;= right</w:t>
+      </w:r>
+      <w:r>
+        <w:rPr>
+          <w:rFonts w:ascii="Arial" w:hAnsi="Arial" w:cs="Arial"/>
+          <w:color w:val="1F1F1F"/>
+        </w:rPr>
+        <w:t xml:space="preserve">. The </w:t>
+      </w:r>
+      <w:r>
+        <w:rPr>
+          <w:rFonts w:ascii="Arial" w:hAnsi="Arial" w:cs="Arial"/>
+          <w:color w:val="444746"/>
+          <w:sz w:val="20"/>
+          <w:szCs w:val="20"/>
+          <w:bdr w:val="none" w:sz="0" w:space="0" w:color="auto" w:frame="1"/>
+        </w:rPr>
+        <w:t>=</w:t>
+      </w:r>
+      <w:r>
+        <w:rPr>
+          <w:rFonts w:ascii="Arial" w:hAnsi="Arial" w:cs="Arial"/>
+          <w:color w:val="1F1F1F"/>
+        </w:rPr>
+        <w:t xml:space="preserve"> is critical. If you don't let them land on the exact same element, you create a "blind spot" and leave one element unchecked.</w:t>
+      </w:r>
+    </w:p>
+    <w:p>
+      <w:pPr>
+        <w:numPr>
+          <w:ilvl w:val="0"/>
+          <w:numId w:val="1"/>
+        </w:numPr>
+        <w:rPr>
+          <w:rFonts w:ascii="Arial" w:hAnsi="Arial" w:cs="Arial"/>
+          <w:color w:val="1F1F1F"/>
+        </w:rPr>
+      </w:pPr>
+      <w:r>
+        <w:rPr>
+          <w:rFonts w:ascii="Arial" w:hAnsi="Arial" w:cs="Arial"/>
+          <w:b/>
+          <w:bCs/>
+          <w:color w:val="1F1F1F"/>
+          <w:bdr w:val="none" w:sz="0" w:space="0" w:color="auto" w:frame="1"/>
+        </w:rPr>
+        <w:t>The Comparisons:</w:t>
+      </w:r>
+      <w:r>
+        <w:rPr>
+          <w:rFonts w:ascii="Arial" w:hAnsi="Arial" w:cs="Arial"/>
+          <w:color w:val="1F1F1F"/>
+        </w:rPr>
+        <w:t xml:space="preserve"> Use </w:t>
+      </w:r>
+      <w:r>
+        <w:rPr>
+          <w:rFonts w:ascii="Arial" w:hAnsi="Arial" w:cs="Arial"/>
+          <w:b/>
+          <w:bCs/>
+          <w:color w:val="1F1F1F"/>
+          <w:bdr w:val="none" w:sz="0" w:space="0" w:color="auto" w:frame="1"/>
+        </w:rPr>
+        <w:t>strict inequalities</w:t>
+      </w:r>
+      <w:r>
+        <w:rPr>
+          <w:rFonts w:ascii="Arial" w:hAnsi="Arial" w:cs="Arial"/>
+          <w:color w:val="1F1F1F"/>
+        </w:rPr>
+        <w:t xml:space="preserve"> (</w:t>
+      </w:r>
+      <w:r>
+        <w:rPr>
+          <w:rFonts w:ascii="Arial" w:hAnsi="Arial" w:cs="Arial"/>
+          <w:color w:val="444746"/>
+          <w:sz w:val="20"/>
+          <w:szCs w:val="20"/>
+          <w:bdr w:val="none" w:sz="0" w:space="0" w:color="auto" w:frame="1"/>
+        </w:rPr>
+        <w:t>&lt;</w:t>
+      </w:r>
+      <w:r>
+        <w:rPr>
+          <w:rFonts w:ascii="Arial" w:hAnsi="Arial" w:cs="Arial"/>
+          <w:color w:val="1F1F1F"/>
+        </w:rPr>
+        <w:t xml:space="preserve"> and </w:t>
+      </w:r>
+      <w:r>
+        <w:rPr>
+          <w:rFonts w:ascii="Arial" w:hAnsi="Arial" w:cs="Arial"/>
+          <w:color w:val="444746"/>
+          <w:sz w:val="20"/>
+          <w:szCs w:val="20"/>
+          <w:bdr w:val="none" w:sz="0" w:space="0" w:color="auto" w:frame="1"/>
+        </w:rPr>
+        <w:t>&gt;</w:t>
+      </w:r>
+      <w:r>
+        <w:rPr>
+          <w:rFonts w:ascii="Arial" w:hAnsi="Arial" w:cs="Arial"/>
+          <w:color w:val="1F1F1F"/>
+        </w:rPr>
+        <w:t>).</w:t>
+      </w:r>
+    </w:p>
+    <w:p>
+      <w:pPr>
+        <w:numPr>
+          <w:ilvl w:val="1"/>
+          <w:numId w:val="1"/>
+        </w:numPr>
+        <w:rPr>
+          <w:rFonts w:ascii="Arial" w:hAnsi="Arial" w:cs="Arial"/>
+          <w:color w:val="1F1F1F"/>
+        </w:rPr>
+      </w:pPr>
+      <w:r>
+        <w:rPr>
+          <w:rFonts w:ascii="Arial" w:hAnsi="Arial" w:cs="Arial"/>
+          <w:i/>
+          <w:iCs/>
+          <w:color w:val="1F1F1F"/>
+          <w:bdr w:val="none" w:sz="0" w:space="0" w:color="auto" w:frame="1"/>
+        </w:rPr>
+        <w:t>Why?</w:t>
+      </w:r>
+      <w:r>
+        <w:rPr>
+          <w:rFonts w:ascii="Arial" w:hAnsi="Arial" w:cs="Arial"/>
+          <w:color w:val="1F1F1F"/>
+        </w:rPr>
+        <w:t xml:space="preserve"> It forces the pointers to stop on elements </w:t>
+      </w:r>
+      <w:r>
+        <w:rPr>
+          <w:rFonts w:ascii="Arial" w:hAnsi="Arial" w:cs="Arial"/>
+          <w:i/>
+          <w:iCs/>
+          <w:color w:val="1F1F1F"/>
+          <w:bdr w:val="none" w:sz="0" w:space="0" w:color="auto" w:frame="1"/>
+        </w:rPr>
+        <w:t>equal</w:t>
+      </w:r>
+      <w:r>
+        <w:rPr>
+          <w:rFonts w:ascii="Arial" w:hAnsi="Arial" w:cs="Arial"/>
+          <w:color w:val="1F1F1F"/>
+        </w:rPr>
+        <w:t xml:space="preserve"> to the pivot. Swapping equals prevents the </w:t>
+      </w:r>
+      <w:r>
+        <w:rPr>
+          <w:rFonts w:ascii="Arial" w:hAnsi="Arial" w:cs="Arial"/>
+          <w:color w:val="1F1F1F"/>
+          <w:bdr w:val="none" w:sz="0" w:space="0" w:color="auto" w:frame="1"/>
+        </w:rPr>
+        <w:t>$O(n^2)$</w:t>
+      </w:r>
+      <w:r>
+        <w:rPr>
+          <w:rFonts w:ascii="Arial" w:hAnsi="Arial" w:cs="Arial"/>
+          <w:color w:val="1F1F1F"/>
+        </w:rPr>
+        <w:t xml:space="preserve"> worst-case on arrays full of duplicates.</w:t>
+      </w:r>
+    </w:p>
+    <w:p>
+      <w:pPr>
+        <w:numPr>
+          <w:ilvl w:val="0"/>
+          <w:numId w:val="1"/>
+        </w:numPr>
+        <w:rPr>
+          <w:rFonts w:ascii="Arial" w:hAnsi="Arial" w:cs="Arial"/>
+          <w:color w:val="1F1F1F"/>
+        </w:rPr>
+      </w:pPr>
+      <w:r>
+        <w:rPr>
+          <w:rFonts w:ascii="Arial" w:hAnsi="Arial" w:cs="Arial"/>
+          <w:b/>
+          <w:bCs/>
+          <w:color w:val="1F1F1F"/>
+          <w:bdr w:val="none" w:sz="0" w:space="0" w:color="auto" w:frame="1"/>
+        </w:rPr>
+        <w:t>The Swap &amp; Step:</w:t>
+      </w:r>
+      <w:r>
+        <w:rPr>
+          <w:rFonts w:ascii="Arial" w:hAnsi="Arial" w:cs="Arial"/>
+          <w:color w:val="1F1F1F"/>
+        </w:rPr>
+        <w:t xml:space="preserve"> After you swap the misfits, you </w:t>
+      </w:r>
+      <w:r>
+        <w:rPr>
+          <w:rFonts w:ascii="Arial" w:hAnsi="Arial" w:cs="Arial"/>
+          <w:b/>
+          <w:bCs/>
+          <w:color w:val="1F1F1F"/>
+          <w:bdr w:val="none" w:sz="0" w:space="0" w:color="auto" w:frame="1"/>
+        </w:rPr>
+        <w:t>must</w:t>
+      </w:r>
+      <w:r>
+        <w:rPr>
+          <w:rFonts w:ascii="Arial" w:hAnsi="Arial" w:cs="Arial"/>
+          <w:color w:val="1F1F1F"/>
+        </w:rPr>
+        <w:t xml:space="preserve"> manually step them forward (</w:t>
+      </w:r>
+      <w:r>
+        <w:rPr>
+          <w:rFonts w:ascii="Arial" w:hAnsi="Arial" w:cs="Arial"/>
+          <w:color w:val="444746"/>
+          <w:sz w:val="20"/>
+          <w:szCs w:val="20"/>
+          <w:bdr w:val="none" w:sz="0" w:space="0" w:color="auto" w:frame="1"/>
+        </w:rPr>
+        <w:t>left += 1</w:t>
+      </w:r>
+      <w:r>
+        <w:rPr>
+          <w:rFonts w:ascii="Arial" w:hAnsi="Arial" w:cs="Arial"/>
+          <w:color w:val="1F1F1F"/>
+        </w:rPr>
+        <w:t xml:space="preserve">, </w:t>
+      </w:r>
+      <w:r>
+        <w:rPr>
+          <w:rFonts w:ascii="Arial" w:hAnsi="Arial" w:cs="Arial"/>
+          <w:color w:val="444746"/>
+          <w:sz w:val="20"/>
+          <w:szCs w:val="20"/>
+          <w:bdr w:val="none" w:sz="0" w:space="0" w:color="auto" w:frame="1"/>
+        </w:rPr>
+        <w:t>right -= 1</w:t>
+      </w:r>
+      <w:r>
+        <w:rPr>
+          <w:rFonts w:ascii="Arial" w:hAnsi="Arial" w:cs="Arial"/>
+          <w:color w:val="1F1F1F"/>
+        </w:rPr>
+        <w:t>).</w:t>
+      </w:r>
+    </w:p>
+    <w:p>
+      <w:pPr>
+        <w:numPr>
+          <w:ilvl w:val="1"/>
+          <w:numId w:val="1"/>
+        </w:numPr>
+        <w:rPr>
+          <w:rFonts w:ascii="Arial" w:hAnsi="Arial" w:cs="Arial"/>
+          <w:color w:val="1F1F1F"/>
+        </w:rPr>
+      </w:pPr>
+      <w:r>
+        <w:rPr>
+          <w:rFonts w:ascii="Arial" w:hAnsi="Arial" w:cs="Arial"/>
+          <w:i/>
+          <w:iCs/>
+          <w:color w:val="1F1F1F"/>
+          <w:bdr w:val="none" w:sz="0" w:space="0" w:color="auto" w:frame="1"/>
+        </w:rPr>
+        <w:t>Why?</w:t>
+      </w:r>
+      <w:r>
+        <w:rPr>
+          <w:rFonts w:ascii="Arial" w:hAnsi="Arial" w:cs="Arial"/>
+          <w:color w:val="1F1F1F"/>
+        </w:rPr>
+        <w:t xml:space="preserve"> If you don't step away after a swap, you will infinitely loop on duplicate values.</w:t>
+      </w:r>
+    </w:p>
+    <w:p>
+      <w:pPr>
+        <w:numPr>
+          <w:ilvl w:val="0"/>
+          <w:numId w:val="1"/>
+        </w:numPr>
+        <w:rPr>
+          <w:rFonts w:ascii="Arial" w:hAnsi="Arial" w:cs="Arial"/>
+          <w:color w:val="1F1F1F"/>
+        </w:rPr>
+      </w:pPr>
+      <w:r>
+        <w:rPr>
+          <w:rFonts w:ascii="Arial" w:hAnsi="Arial" w:cs="Arial"/>
+          <w:b/>
+          <w:bCs/>
+          <w:color w:val="1F1F1F"/>
+          <w:bdr w:val="none" w:sz="0" w:space="0" w:color="auto" w:frame="1"/>
+        </w:rPr>
+        <w:t>The Return:</w:t>
+      </w:r>
+      <w:r>
+        <w:rPr>
+          <w:rFonts w:ascii="Arial" w:hAnsi="Arial" w:cs="Arial"/>
+          <w:color w:val="1F1F1F"/>
+        </w:rPr>
+        <w:t xml:space="preserve"> Swap the pivot with the </w:t>
+      </w:r>
+      <w:r>
+        <w:rPr>
+          <w:rFonts w:ascii="Arial" w:hAnsi="Arial" w:cs="Arial"/>
+          <w:color w:val="444746"/>
+          <w:sz w:val="20"/>
+          <w:szCs w:val="20"/>
+          <w:bdr w:val="none" w:sz="0" w:space="0" w:color="auto" w:frame="1"/>
+        </w:rPr>
+        <w:t>right</w:t>
+      </w:r>
+      <w:r>
+        <w:rPr>
+          <w:rFonts w:ascii="Arial" w:hAnsi="Arial" w:cs="Arial"/>
+          <w:color w:val="1F1F1F"/>
+        </w:rPr>
+        <w:t xml:space="preserve"> pointer, then return </w:t>
+      </w:r>
+      <w:r>
+        <w:rPr>
+          <w:rFonts w:ascii="Arial" w:hAnsi="Arial" w:cs="Arial"/>
+          <w:color w:val="444746"/>
+          <w:sz w:val="20"/>
+          <w:szCs w:val="20"/>
+          <w:bdr w:val="none" w:sz="0" w:space="0" w:color="auto" w:frame="1"/>
+        </w:rPr>
+        <w:t>right</w:t>
+      </w:r>
+      <w:r>
+        <w:rPr>
+          <w:rFonts w:ascii="Arial" w:hAnsi="Arial" w:cs="Arial"/>
+          <w:color w:val="1F1F1F"/>
+        </w:rPr>
+        <w:t>.</w:t>
+      </w:r>
+    </w:p>
+    <w:p>
+      <w:pPr>
+        <w:numPr>
+          <w:ilvl w:val="1"/>
+          <w:numId w:val="1"/>
+        </w:numPr>
+        <w:rPr>
+          <w:rFonts w:ascii="Arial" w:hAnsi="Arial" w:cs="Arial"/>
+          <w:color w:val="1F1F1F"/>
+        </w:rPr>
+      </w:pPr>
+      <w:r>
+        <w:rPr>
+          <w:rFonts w:ascii="Arial" w:hAnsi="Arial" w:cs="Arial"/>
+          <w:i/>
+          <w:iCs/>
+          <w:color w:val="1F1F1F"/>
+          <w:bdr w:val="none" w:sz="0" w:space="0" w:color="auto" w:frame="1"/>
+        </w:rPr>
+        <w:t>Why?</w:t>
+      </w:r>
+      <w:r>
+        <w:rPr>
+          <w:rFonts w:ascii="Arial" w:hAnsi="Arial" w:cs="Arial"/>
+          <w:color w:val="1F1F1F"/>
+        </w:rPr>
+        <w:t xml:space="preserve"> When they cross, </w:t>
+      </w:r>
+      <w:r>
+        <w:rPr>
+          <w:rFonts w:ascii="Arial" w:hAnsi="Arial" w:cs="Arial"/>
+          <w:color w:val="444746"/>
+          <w:sz w:val="20"/>
+          <w:szCs w:val="20"/>
+          <w:bdr w:val="none" w:sz="0" w:space="0" w:color="auto" w:frame="1"/>
+        </w:rPr>
+        <w:t>right</w:t>
+      </w:r>
+      <w:r>
+        <w:rPr>
+          <w:rFonts w:ascii="Arial" w:hAnsi="Arial" w:cs="Arial"/>
+          <w:color w:val="1F1F1F"/>
+        </w:rPr>
+        <w:t xml:space="preserve"> lands on the last known "small" element, which is exactly where the pivot belongs.</w:t>
+      </w:r>
+    </w:p>
+    <w:p>
+      <w:pPr>
+        <w:spacing w:after="120"/>
+        <w:rPr>
+          <w:rFonts w:ascii="Arial" w:hAnsi="Arial" w:cs="Arial"/>
+          <w:color w:val="1F1F1F"/>
+        </w:rPr>
+      </w:pPr>
+      <w:r>
+        <w:rPr>
+          <w:rFonts w:ascii="Arial" w:hAnsi="Arial" w:cs="Arial"/>
+          <w:noProof/>
+          <w:color w:val="1F1F1F"/>
+          <w14:ligatures w14:val="standardContextual"/>
+        </w:rPr>
+        <w:pict w14:anchorId="56040F1E">
+          <v:rect id="_x0000_i1026" style="width:0;height:1.5pt" o:hralign="center" o:hrstd="t" o:hrnoshade="t" o:hr="t" fillcolor="gray" stroked="f"/>
+        </w:pict>
+      </w:r>
+    </w:p>
+    <w:p>
+      <w:pPr>
+        <w:spacing w:after="120"/>
+        <w:outlineLvl w:val="2"/>
+        <w:rPr>
+          <w:rFonts w:ascii="Arial" w:hAnsi="Arial" w:cs="Arial"/>
+          <w:b/>
+          <w:bCs/>
+          <w:color w:val="1F1F1F"/>
+          <w:sz w:val="27"/>
+          <w:szCs w:val="27"/>
+        </w:rPr>
+      </w:pPr>
+      <w:r>
+        <w:rPr>
+          <w:rFonts w:ascii="Arial" w:hAnsi="Arial" w:cs="Arial"/>
+          <w:b/>
+          <w:bCs/>
+          <w:color w:val="1F1F1F"/>
+          <w:sz w:val="27"/>
+          <w:szCs w:val="27"/>
+        </w:rPr>
+        <w:t>2. Lomuto’s Partition (The "Sliding Window" Method)</w:t>
+      </w:r>
+    </w:p>
+    <w:p>
+      <w:pPr>
+        <w:rPr>
+          <w:rFonts w:ascii="Arial" w:hAnsi="Arial" w:cs="Arial"/>
+          <w:color w:val="1F1F1F"/>
+        </w:rPr>
+      </w:pPr>
+      <w:r>
+        <w:rPr>
+          <w:rFonts w:ascii="Arial" w:hAnsi="Arial" w:cs="Arial"/>
+          <w:b/>
+          <w:bCs/>
+          <w:color w:val="1F1F1F"/>
+          <w:bdr w:val="none" w:sz="0" w:space="0" w:color="auto" w:frame="1"/>
+        </w:rPr>
+        <w:t>The Mental Model:</w:t>
+      </w:r>
+      <w:r>
+        <w:rPr>
+          <w:rFonts w:ascii="Arial" w:hAnsi="Arial" w:cs="Arial"/>
+          <w:color w:val="1F1F1F"/>
+        </w:rPr>
+        <w:t xml:space="preserve"> A snowplow pushing a wall forward. As the scout finds small elements, it tosses them behind the wall and pushes the wall one step to the right.</w:t>
+      </w:r>
+    </w:p>
+    <w:p>
+      <w:pPr>
+        <w:rPr>
+          <w:rFonts w:ascii="Arial" w:hAnsi="Arial" w:cs="Arial"/>
+          <w:color w:val="1F1F1F"/>
+        </w:rPr>
+      </w:pPr>
+      <w:r>
+        <w:rPr>
+          <w:rFonts w:ascii="Arial" w:hAnsi="Arial" w:cs="Arial"/>
+          <w:b/>
+          <w:bCs/>
+          <w:color w:val="1F1F1F"/>
+          <w:bdr w:val="none" w:sz="0" w:space="0" w:color="auto" w:frame="1"/>
+        </w:rPr>
+        <w:t>The Flash Points:</w:t>
+      </w:r>
+    </w:p>
+    <w:p>
+      <w:pPr>
+        <w:numPr>
+          <w:ilvl w:val="0"/>
+          <w:numId w:val="2"/>
+        </w:numPr>
+        <w:rPr>
+          <w:rFonts w:ascii="Arial" w:hAnsi="Arial" w:cs="Arial"/>
+          <w:color w:val="1F1F1F"/>
+        </w:rPr>
+      </w:pPr>
+      <w:r>
+        <w:rPr>
+          <w:rFonts w:ascii="Arial" w:hAnsi="Arial" w:cs="Arial"/>
+          <w:b/>
+          <w:bCs/>
+          <w:color w:val="1F1F1F"/>
+          <w:bdr w:val="none" w:sz="0" w:space="0" w:color="auto" w:frame="1"/>
+        </w:rPr>
+        <w:t>The Pivot:</w:t>
+      </w:r>
+      <w:r>
+        <w:rPr>
+          <w:rFonts w:ascii="Arial" w:hAnsi="Arial" w:cs="Arial"/>
+          <w:color w:val="1F1F1F"/>
+        </w:rPr>
+        <w:t xml:space="preserve"> Usually fixed at the very end (</w:t>
+      </w:r>
+      <w:r>
+        <w:rPr>
+          <w:rFonts w:ascii="Arial" w:hAnsi="Arial" w:cs="Arial"/>
+          <w:color w:val="444746"/>
+          <w:sz w:val="20"/>
+          <w:szCs w:val="20"/>
+          <w:bdr w:val="none" w:sz="0" w:space="0" w:color="auto" w:frame="1"/>
+        </w:rPr>
+        <w:t>arr[end]</w:t>
+      </w:r>
+      <w:r>
+        <w:rPr>
+          <w:rFonts w:ascii="Arial" w:hAnsi="Arial" w:cs="Arial"/>
+          <w:color w:val="1F1F1F"/>
+        </w:rPr>
+        <w:t xml:space="preserve"> or arr[start])</w:t>
+      </w:r>
+      <w:r>
+        <w:rPr>
+          <w:rFonts w:ascii="Arial" w:hAnsi="Arial" w:cs="Arial"/>
+          <w:color w:val="1F1F1F"/>
+        </w:rPr>
+        <w:t>.</w:t>
+      </w:r>
+    </w:p>
+    <w:p>
+      <w:pPr>
+        <w:numPr>
+          <w:ilvl w:val="0"/>
+          <w:numId w:val="2"/>
+        </w:numPr>
+        <w:rPr>
+          <w:rFonts w:ascii="Arial" w:hAnsi="Arial" w:cs="Arial"/>
+          <w:color w:val="1F1F1F"/>
+        </w:rPr>
+      </w:pPr>
+      <w:r>
+        <w:rPr>
+          <w:rFonts w:ascii="Arial" w:hAnsi="Arial" w:cs="Arial"/>
+          <w:b/>
+          <w:bCs/>
+          <w:color w:val="1F1F1F"/>
+          <w:bdr w:val="none" w:sz="0" w:space="0" w:color="auto" w:frame="1"/>
+        </w:rPr>
+        <w:t>The Pointers:</w:t>
+      </w:r>
+      <w:r>
+        <w:rPr>
+          <w:rFonts w:ascii="Arial" w:hAnsi="Arial" w:cs="Arial"/>
+          <w:color w:val="1F1F1F"/>
+        </w:rPr>
+        <w:t xml:space="preserve"> </w:t>
+      </w:r>
+      <w:r>
+        <w:rPr>
+          <w:rFonts w:ascii="Arial" w:hAnsi="Arial" w:cs="Arial"/>
+          <w:color w:val="444746"/>
+          <w:sz w:val="20"/>
+          <w:szCs w:val="20"/>
+          <w:bdr w:val="none" w:sz="0" w:space="0" w:color="auto" w:frame="1"/>
+        </w:rPr>
+        <w:t>left</w:t>
+      </w:r>
+      <w:r>
+        <w:rPr>
+          <w:rFonts w:ascii="Arial" w:hAnsi="Arial" w:cs="Arial"/>
+          <w:color w:val="1F1F1F"/>
+        </w:rPr>
+        <w:t xml:space="preserve"> acts as the "wall" (the boundary of small elements). </w:t>
+      </w:r>
+      <w:r>
+        <w:rPr>
+          <w:rFonts w:ascii="Arial" w:hAnsi="Arial" w:cs="Arial"/>
+          <w:color w:val="444746"/>
+          <w:sz w:val="20"/>
+          <w:szCs w:val="20"/>
+          <w:bdr w:val="none" w:sz="0" w:space="0" w:color="auto" w:frame="1"/>
+        </w:rPr>
+        <w:t>right</w:t>
+      </w:r>
+      <w:r>
+        <w:rPr>
+          <w:rFonts w:ascii="Arial" w:hAnsi="Arial" w:cs="Arial"/>
+          <w:color w:val="1F1F1F"/>
+        </w:rPr>
+        <w:t xml:space="preserve"> is the scout that iterates through the array.</w:t>
+      </w:r>
+    </w:p>
+    <w:p>
+      <w:pPr>
+        <w:numPr>
+          <w:ilvl w:val="0"/>
+          <w:numId w:val="2"/>
+        </w:numPr>
+        <w:rPr>
+          <w:rFonts w:ascii="Arial" w:hAnsi="Arial" w:cs="Arial"/>
+          <w:color w:val="1F1F1F"/>
+        </w:rPr>
+      </w:pPr>
+      <w:r>
+        <w:rPr>
+          <w:rFonts w:ascii="Arial" w:hAnsi="Arial" w:cs="Arial"/>
+          <w:b/>
+          <w:bCs/>
+          <w:color w:val="1F1F1F"/>
+          <w:bdr w:val="none" w:sz="0" w:space="0" w:color="auto" w:frame="1"/>
+        </w:rPr>
+        <w:t>The Condition:</w:t>
+      </w:r>
+      <w:r>
+        <w:rPr>
+          <w:rFonts w:ascii="Arial" w:hAnsi="Arial" w:cs="Arial"/>
+          <w:color w:val="1F1F1F"/>
+        </w:rPr>
+        <w:t xml:space="preserve"> </w:t>
+      </w:r>
+      <w:r>
+        <w:rPr>
+          <w:rFonts w:ascii="Arial" w:hAnsi="Arial" w:cs="Arial"/>
+          <w:color w:val="444746"/>
+          <w:sz w:val="20"/>
+          <w:szCs w:val="20"/>
+          <w:bdr w:val="none" w:sz="0" w:space="0" w:color="auto" w:frame="1"/>
+        </w:rPr>
+        <w:t>if arr[right] &lt;= pivot</w:t>
+      </w:r>
+      <w:r>
+        <w:rPr>
+          <w:rFonts w:ascii="Arial" w:hAnsi="Arial" w:cs="Arial"/>
+          <w:color w:val="1F1F1F"/>
+        </w:rPr>
+        <w:t>.</w:t>
+      </w:r>
+    </w:p>
+    <w:p>
+      <w:pPr>
+        <w:numPr>
+          <w:ilvl w:val="0"/>
+          <w:numId w:val="2"/>
+        </w:numPr>
+        <w:rPr>
+          <w:rFonts w:ascii="Arial" w:hAnsi="Arial" w:cs="Arial"/>
+          <w:color w:val="1F1F1F"/>
+        </w:rPr>
+      </w:pPr>
+      <w:r>
+        <w:rPr>
+          <w:rFonts w:ascii="Arial" w:hAnsi="Arial" w:cs="Arial"/>
+          <w:b/>
+          <w:bCs/>
+          <w:color w:val="1F1F1F"/>
+          <w:bdr w:val="none" w:sz="0" w:space="0" w:color="auto" w:frame="1"/>
+        </w:rPr>
+        <w:t>The Weakness:</w:t>
+      </w:r>
+      <w:r>
+        <w:rPr>
+          <w:rFonts w:ascii="Arial" w:hAnsi="Arial" w:cs="Arial"/>
+          <w:color w:val="1F1F1F"/>
+        </w:rPr>
+        <w:t xml:space="preserve"> It gets destroyed by duplicates. If the array is all identical elements, the wall never moves, resulting in </w:t>
+      </w:r>
+      <w:r>
+        <w:rPr>
+          <w:rFonts w:ascii="Arial" w:hAnsi="Arial" w:cs="Arial"/>
+          <w:color w:val="1F1F1F"/>
+          <w:bdr w:val="none" w:sz="0" w:space="0" w:color="auto" w:frame="1"/>
+        </w:rPr>
+        <w:t>$O(n^2)$</w:t>
+      </w:r>
+      <w:r>
+        <w:rPr>
+          <w:rFonts w:ascii="Arial" w:hAnsi="Arial" w:cs="Arial"/>
+          <w:color w:val="1F1F1F"/>
+        </w:rPr>
+        <w:t xml:space="preserve"> "Time Limit Exceeded" errors.</w:t>
+      </w:r>
+    </w:p>
+    <w:p>
+      <w:pPr>
+        <w:numPr>
+          <w:ilvl w:val="0"/>
+          <w:numId w:val="2"/>
+        </w:numPr>
+        <w:rPr>
+          <w:rFonts w:ascii="Arial" w:hAnsi="Arial" w:cs="Arial"/>
+          <w:color w:val="1F1F1F"/>
+        </w:rPr>
+      </w:pPr>
+      <w:r>
+        <w:rPr>
+          <w:rFonts w:ascii="Arial" w:hAnsi="Arial" w:cs="Arial"/>
+          <w:b/>
+          <w:bCs/>
+          <w:color w:val="1F1F1F"/>
+          <w:bdr w:val="none" w:sz="0" w:space="0" w:color="auto" w:frame="1"/>
+        </w:rPr>
+        <w:t>The Return:</w:t>
+      </w:r>
+      <w:r>
+        <w:rPr>
+          <w:rFonts w:ascii="Arial" w:hAnsi="Arial" w:cs="Arial"/>
+          <w:color w:val="1F1F1F"/>
+        </w:rPr>
+        <w:t xml:space="preserve"> Swap the pivot with the </w:t>
+      </w:r>
+      <w:r>
+        <w:rPr>
+          <w:rFonts w:ascii="Arial" w:hAnsi="Arial" w:cs="Arial"/>
+          <w:color w:val="444746"/>
+          <w:sz w:val="20"/>
+          <w:szCs w:val="20"/>
+          <w:bdr w:val="none" w:sz="0" w:space="0" w:color="auto" w:frame="1"/>
+        </w:rPr>
+        <w:t>left</w:t>
+      </w:r>
+      <w:r>
+        <w:rPr>
+          <w:rFonts w:ascii="Arial" w:hAnsi="Arial" w:cs="Arial"/>
+          <w:color w:val="1F1F1F"/>
+        </w:rPr>
+        <w:t xml:space="preserve"> pointer (the wall), and return </w:t>
+      </w:r>
+      <w:r>
+        <w:rPr>
+          <w:rFonts w:ascii="Arial" w:hAnsi="Arial" w:cs="Arial"/>
+          <w:color w:val="444746"/>
+          <w:sz w:val="20"/>
+          <w:szCs w:val="20"/>
+          <w:bdr w:val="none" w:sz="0" w:space="0" w:color="auto" w:frame="1"/>
+        </w:rPr>
+        <w:t>left</w:t>
+      </w:r>
+      <w:r>
+        <w:rPr>
+          <w:rFonts w:ascii="Arial" w:hAnsi="Arial" w:cs="Arial"/>
+          <w:color w:val="1F1F1F"/>
+        </w:rPr>
+        <w:t>.</w:t>
+      </w:r>
+    </w:p>
+    <w:p>
+      <w:pPr>
+        <w:spacing w:after="120"/>
+        <w:rPr>
+          <w:rFonts w:ascii="Arial" w:hAnsi="Arial" w:cs="Arial"/>
+          <w:color w:val="1F1F1F"/>
+        </w:rPr>
+      </w:pPr>
+      <w:r>
+        <w:rPr>
+          <w:rFonts w:ascii="Arial" w:hAnsi="Arial" w:cs="Arial"/>
+          <w:noProof/>
+          <w:color w:val="1F1F1F"/>
+          <w14:ligatures w14:val="standardContextual"/>
+        </w:rPr>
+        <w:pict w14:anchorId="14F61DD9">
+          <v:rect id="_x0000_i1025" style="width:0;height:1.5pt" o:hralign="center" o:hrstd="t" o:hrnoshade="t" o:hr="t" fillcolor="gray" stroked="f"/>
+        </w:pict>
+      </w:r>
+    </w:p>
+    <w:p>
+      <w:pPr>
+        <w:spacing w:after="120"/>
+        <w:outlineLvl w:val="2"/>
+        <w:rPr>
+          <w:rFonts w:ascii="Arial" w:hAnsi="Arial" w:cs="Arial"/>
+          <w:b/>
+          <w:bCs/>
+          <w:color w:val="1F1F1F"/>
+          <w:sz w:val="27"/>
+          <w:szCs w:val="27"/>
+        </w:rPr>
+      </w:pPr>
+      <w:r>
+        <w:rPr>
+          <w:rFonts w:ascii="Arial" w:hAnsi="Arial" w:cs="Arial"/>
+          <w:b/>
+          <w:bCs/>
+          <w:color w:val="1F1F1F"/>
+          <w:sz w:val="27"/>
+          <w:szCs w:val="27"/>
+        </w:rPr>
+        <w:t>3. Three-Way Partition (Dutch National Flag)</w:t>
+      </w:r>
+    </w:p>
+    <w:p>
+      <w:pPr>
+        <w:rPr>
+          <w:rFonts w:ascii="Arial" w:hAnsi="Arial" w:cs="Arial"/>
+          <w:color w:val="1F1F1F"/>
+        </w:rPr>
+      </w:pPr>
+      <w:r>
+        <w:rPr>
+          <w:rFonts w:ascii="Arial" w:hAnsi="Arial" w:cs="Arial"/>
+          <w:b/>
+          <w:bCs/>
+          <w:color w:val="1F1F1F"/>
+          <w:bdr w:val="none" w:sz="0" w:space="0" w:color="auto" w:frame="1"/>
+        </w:rPr>
+        <w:t>The Mental Model:</w:t>
+      </w:r>
+      <w:r>
+        <w:rPr>
+          <w:rFonts w:ascii="Arial" w:hAnsi="Arial" w:cs="Arial"/>
+          <w:color w:val="1F1F1F"/>
+        </w:rPr>
+        <w:t xml:space="preserve"> Sorting recycling into three bins. Small stuff to the left, big stuff to the right, and identical stuff stays in the middle.</w:t>
+      </w:r>
+    </w:p>
+    <w:p>
+      <w:pPr>
+        <w:rPr>
+          <w:rFonts w:ascii="Arial" w:hAnsi="Arial" w:cs="Arial"/>
+          <w:color w:val="1F1F1F"/>
+        </w:rPr>
+      </w:pPr>
+      <w:r>
+        <w:rPr>
+          <w:rFonts w:ascii="Arial" w:hAnsi="Arial" w:cs="Arial"/>
+          <w:b/>
+          <w:bCs/>
+          <w:color w:val="1F1F1F"/>
+          <w:bdr w:val="none" w:sz="0" w:space="0" w:color="auto" w:frame="1"/>
+        </w:rPr>
+        <w:t>The Flash Points:</w:t>
+      </w:r>
+    </w:p>
+    <w:p>
+      <w:pPr>
+        <w:numPr>
+          <w:ilvl w:val="0"/>
+          <w:numId w:val="3"/>
+        </w:numPr>
+        <w:rPr>
+          <w:rFonts w:ascii="Arial" w:hAnsi="Arial" w:cs="Arial"/>
+          <w:color w:val="1F1F1F"/>
+        </w:rPr>
+      </w:pPr>
+      <w:r>
+        <w:rPr>
+          <w:rFonts w:ascii="Arial" w:hAnsi="Arial" w:cs="Arial"/>
+          <w:b/>
+          <w:bCs/>
+          <w:color w:val="1F1F1F"/>
+          <w:bdr w:val="none" w:sz="0" w:space="0" w:color="auto" w:frame="1"/>
+        </w:rPr>
+        <w:t>The Superpower:</w:t>
+      </w:r>
+      <w:r>
+        <w:rPr>
+          <w:rFonts w:ascii="Arial" w:hAnsi="Arial" w:cs="Arial"/>
+          <w:color w:val="1F1F1F"/>
+        </w:rPr>
+        <w:t xml:space="preserve"> This is the ultimate defense against duplicate elements. An array of all identical elements sorts in pure </w:t>
+      </w:r>
+      <w:r>
+        <w:rPr>
+          <w:rFonts w:ascii="Arial" w:hAnsi="Arial" w:cs="Arial"/>
+          <w:color w:val="1F1F1F"/>
+          <w:bdr w:val="none" w:sz="0" w:space="0" w:color="auto" w:frame="1"/>
+        </w:rPr>
+        <w:t>$O(n)$</w:t>
+      </w:r>
+      <w:r>
+        <w:rPr>
+          <w:rFonts w:ascii="Arial" w:hAnsi="Arial" w:cs="Arial"/>
+          <w:color w:val="1F1F1F"/>
+        </w:rPr>
+        <w:t xml:space="preserve"> time.</w:t>
+      </w:r>
+    </w:p>
+    <w:p>
+      <w:pPr>
+        <w:numPr>
+          <w:ilvl w:val="0"/>
+          <w:numId w:val="3"/>
+        </w:numPr>
+        <w:rPr>
+          <w:rFonts w:ascii="Arial" w:hAnsi="Arial" w:cs="Arial"/>
+          <w:color w:val="1F1F1F"/>
+        </w:rPr>
+      </w:pPr>
+      <w:r>
+        <w:rPr>
+          <w:rFonts w:ascii="Arial" w:hAnsi="Arial" w:cs="Arial"/>
+          <w:b/>
+          <w:bCs/>
+          <w:color w:val="1F1F1F"/>
+          <w:bdr w:val="none" w:sz="0" w:space="0" w:color="auto" w:frame="1"/>
+        </w:rPr>
+        <w:t>The Pointers:</w:t>
+      </w:r>
+      <w:r>
+        <w:rPr>
+          <w:rFonts w:ascii="Arial" w:hAnsi="Arial" w:cs="Arial"/>
+          <w:color w:val="1F1F1F"/>
+        </w:rPr>
+        <w:t xml:space="preserve"> Three of them! </w:t>
+      </w:r>
+      <w:r>
+        <w:rPr>
+          <w:rFonts w:ascii="Arial" w:hAnsi="Arial" w:cs="Arial"/>
+          <w:color w:val="444746"/>
+          <w:sz w:val="20"/>
+          <w:szCs w:val="20"/>
+          <w:bdr w:val="none" w:sz="0" w:space="0" w:color="auto" w:frame="1"/>
+        </w:rPr>
+        <w:t>lt</w:t>
+      </w:r>
+      <w:r>
+        <w:rPr>
+          <w:rFonts w:ascii="Arial" w:hAnsi="Arial" w:cs="Arial"/>
+          <w:color w:val="1F1F1F"/>
+        </w:rPr>
+        <w:t xml:space="preserve"> (less than boundary), </w:t>
+      </w:r>
+      <w:r>
+        <w:rPr>
+          <w:rFonts w:ascii="Arial" w:hAnsi="Arial" w:cs="Arial"/>
+          <w:color w:val="444746"/>
+          <w:sz w:val="20"/>
+          <w:szCs w:val="20"/>
+          <w:bdr w:val="none" w:sz="0" w:space="0" w:color="auto" w:frame="1"/>
+        </w:rPr>
+        <w:t>gt</w:t>
+      </w:r>
+      <w:r>
+        <w:rPr>
+          <w:rFonts w:ascii="Arial" w:hAnsi="Arial" w:cs="Arial"/>
+          <w:color w:val="1F1F1F"/>
+        </w:rPr>
+        <w:t xml:space="preserve"> (greater than boundary), and </w:t>
+      </w:r>
+      <w:r>
+        <w:rPr>
+          <w:rFonts w:ascii="Arial" w:hAnsi="Arial" w:cs="Arial"/>
+          <w:color w:val="444746"/>
+          <w:sz w:val="20"/>
+          <w:szCs w:val="20"/>
+          <w:bdr w:val="none" w:sz="0" w:space="0" w:color="auto" w:frame="1"/>
+        </w:rPr>
+        <w:t>i</w:t>
+      </w:r>
+      <w:r>
+        <w:rPr>
+          <w:rFonts w:ascii="Arial" w:hAnsi="Arial" w:cs="Arial"/>
+          <w:color w:val="1F1F1F"/>
+        </w:rPr>
+        <w:t xml:space="preserve"> (the current element being inspected).</w:t>
+      </w:r>
+    </w:p>
+    <w:p>
+      <w:pPr>
+        <w:numPr>
+          <w:ilvl w:val="0"/>
+          <w:numId w:val="3"/>
+        </w:numPr>
+        <w:rPr>
+          <w:rFonts w:ascii="Arial" w:hAnsi="Arial" w:cs="Arial"/>
+          <w:color w:val="1F1F1F"/>
+        </w:rPr>
+      </w:pPr>
+      <w:r>
+        <w:rPr>
+          <w:rFonts w:ascii="Arial" w:hAnsi="Arial" w:cs="Arial"/>
+          <w:b/>
+          <w:bCs/>
+          <w:color w:val="1F1F1F"/>
+          <w:bdr w:val="none" w:sz="0" w:space="0" w:color="auto" w:frame="1"/>
+        </w:rPr>
+        <w:t>The Loop:</w:t>
+      </w:r>
+      <w:r>
+        <w:rPr>
+          <w:rFonts w:ascii="Arial" w:hAnsi="Arial" w:cs="Arial"/>
+          <w:color w:val="1F1F1F"/>
+        </w:rPr>
+        <w:t xml:space="preserve"> </w:t>
+      </w:r>
+      <w:r>
+        <w:rPr>
+          <w:rFonts w:ascii="Arial" w:hAnsi="Arial" w:cs="Arial"/>
+          <w:color w:val="444746"/>
+          <w:sz w:val="20"/>
+          <w:szCs w:val="20"/>
+          <w:bdr w:val="none" w:sz="0" w:space="0" w:color="auto" w:frame="1"/>
+        </w:rPr>
+        <w:t>while i &lt;= gt</w:t>
+      </w:r>
+      <w:r>
+        <w:rPr>
+          <w:rFonts w:ascii="Arial" w:hAnsi="Arial" w:cs="Arial"/>
+          <w:color w:val="1F1F1F"/>
+        </w:rPr>
+        <w:t>. We only loop through the unsorted middle territory.</w:t>
+      </w:r>
+    </w:p>
+    <w:p>
+      <w:pPr>
+        <w:numPr>
+          <w:ilvl w:val="0"/>
+          <w:numId w:val="3"/>
+        </w:numPr>
+        <w:rPr>
+          <w:rFonts w:ascii="Arial" w:hAnsi="Arial" w:cs="Arial"/>
+          <w:color w:val="1F1F1F"/>
+        </w:rPr>
+      </w:pPr>
+      <w:r>
+        <w:rPr>
+          <w:rFonts w:ascii="Arial" w:hAnsi="Arial" w:cs="Arial"/>
+          <w:b/>
+          <w:bCs/>
+          <w:color w:val="1F1F1F"/>
+          <w:bdr w:val="none" w:sz="0" w:space="0" w:color="auto" w:frame="1"/>
+        </w:rPr>
+        <w:t>The Logic:</w:t>
+      </w:r>
+    </w:p>
+    <w:p>
+      <w:pPr>
+        <w:numPr>
+          <w:ilvl w:val="1"/>
+          <w:numId w:val="3"/>
+        </w:numPr>
+        <w:rPr>
+          <w:rFonts w:ascii="Arial" w:hAnsi="Arial" w:cs="Arial"/>
+          <w:color w:val="1F1F1F"/>
+        </w:rPr>
+      </w:pPr>
+      <w:r>
+        <w:rPr>
+          <w:rFonts w:ascii="Arial" w:hAnsi="Arial" w:cs="Arial"/>
+          <w:color w:val="1F1F1F"/>
+        </w:rPr>
+        <w:t xml:space="preserve">If </w:t>
+      </w:r>
+      <w:r>
+        <w:rPr>
+          <w:rFonts w:ascii="Arial" w:hAnsi="Arial" w:cs="Arial"/>
+          <w:color w:val="444746"/>
+          <w:sz w:val="20"/>
+          <w:szCs w:val="20"/>
+          <w:bdr w:val="none" w:sz="0" w:space="0" w:color="auto" w:frame="1"/>
+        </w:rPr>
+        <w:t>&lt; pivot</w:t>
+      </w:r>
+      <w:r>
+        <w:rPr>
+          <w:rFonts w:ascii="Arial" w:hAnsi="Arial" w:cs="Arial"/>
+          <w:color w:val="1F1F1F"/>
+        </w:rPr>
+        <w:t xml:space="preserve">: Swap </w:t>
+      </w:r>
+      <w:r>
+        <w:rPr>
+          <w:rFonts w:ascii="Arial" w:hAnsi="Arial" w:cs="Arial"/>
+          <w:color w:val="444746"/>
+          <w:sz w:val="20"/>
+          <w:szCs w:val="20"/>
+          <w:bdr w:val="none" w:sz="0" w:space="0" w:color="auto" w:frame="1"/>
+        </w:rPr>
+        <w:t>i</w:t>
+      </w:r>
+      <w:r>
+        <w:rPr>
+          <w:rFonts w:ascii="Arial" w:hAnsi="Arial" w:cs="Arial"/>
+          <w:color w:val="1F1F1F"/>
+        </w:rPr>
+        <w:t xml:space="preserve"> with </w:t>
+      </w:r>
+      <w:r>
+        <w:rPr>
+          <w:rFonts w:ascii="Arial" w:hAnsi="Arial" w:cs="Arial"/>
+          <w:color w:val="444746"/>
+          <w:sz w:val="20"/>
+          <w:szCs w:val="20"/>
+          <w:bdr w:val="none" w:sz="0" w:space="0" w:color="auto" w:frame="1"/>
+        </w:rPr>
+        <w:t>lt</w:t>
+      </w:r>
+      <w:r>
+        <w:rPr>
+          <w:rFonts w:ascii="Arial" w:hAnsi="Arial" w:cs="Arial"/>
+          <w:color w:val="1F1F1F"/>
+        </w:rPr>
+        <w:t xml:space="preserve">. Move BOTH </w:t>
+      </w:r>
+      <w:r>
+        <w:rPr>
+          <w:rFonts w:ascii="Arial" w:hAnsi="Arial" w:cs="Arial"/>
+          <w:color w:val="444746"/>
+          <w:sz w:val="20"/>
+          <w:szCs w:val="20"/>
+          <w:bdr w:val="none" w:sz="0" w:space="0" w:color="auto" w:frame="1"/>
+        </w:rPr>
+        <w:t>i</w:t>
+      </w:r>
+      <w:r>
+        <w:rPr>
+          <w:rFonts w:ascii="Arial" w:hAnsi="Arial" w:cs="Arial"/>
+          <w:color w:val="1F1F1F"/>
+        </w:rPr>
+        <w:t xml:space="preserve"> and </w:t>
+      </w:r>
+      <w:r>
+        <w:rPr>
+          <w:rFonts w:ascii="Arial" w:hAnsi="Arial" w:cs="Arial"/>
+          <w:color w:val="444746"/>
+          <w:sz w:val="20"/>
+          <w:szCs w:val="20"/>
+          <w:bdr w:val="none" w:sz="0" w:space="0" w:color="auto" w:frame="1"/>
+        </w:rPr>
+        <w:t>lt</w:t>
+      </w:r>
+      <w:r>
+        <w:rPr>
+          <w:rFonts w:ascii="Arial" w:hAnsi="Arial" w:cs="Arial"/>
+          <w:color w:val="1F1F1F"/>
+        </w:rPr>
+        <w:t xml:space="preserve"> forward.</w:t>
+      </w:r>
+    </w:p>
+    <w:p>
+      <w:pPr>
+        <w:numPr>
+          <w:ilvl w:val="1"/>
+          <w:numId w:val="3"/>
+        </w:numPr>
+        <w:rPr>
+          <w:rFonts w:ascii="Arial" w:hAnsi="Arial" w:cs="Arial"/>
+          <w:color w:val="1F1F1F"/>
+        </w:rPr>
+      </w:pPr>
+      <w:r>
+        <w:rPr>
+          <w:rFonts w:ascii="Arial" w:hAnsi="Arial" w:cs="Arial"/>
+          <w:color w:val="1F1F1F"/>
+        </w:rPr>
+        <w:t xml:space="preserve">If </w:t>
+      </w:r>
+      <w:r>
+        <w:rPr>
+          <w:rFonts w:ascii="Arial" w:hAnsi="Arial" w:cs="Arial"/>
+          <w:color w:val="444746"/>
+          <w:sz w:val="20"/>
+          <w:szCs w:val="20"/>
+          <w:bdr w:val="none" w:sz="0" w:space="0" w:color="auto" w:frame="1"/>
+        </w:rPr>
+        <w:t>&gt; pivot</w:t>
+      </w:r>
+      <w:r>
+        <w:rPr>
+          <w:rFonts w:ascii="Arial" w:hAnsi="Arial" w:cs="Arial"/>
+          <w:color w:val="1F1F1F"/>
+        </w:rPr>
+        <w:t xml:space="preserve">: Swap </w:t>
+      </w:r>
+      <w:r>
+        <w:rPr>
+          <w:rFonts w:ascii="Arial" w:hAnsi="Arial" w:cs="Arial"/>
+          <w:color w:val="444746"/>
+          <w:sz w:val="20"/>
+          <w:szCs w:val="20"/>
+          <w:bdr w:val="none" w:sz="0" w:space="0" w:color="auto" w:frame="1"/>
+        </w:rPr>
+        <w:t>i</w:t>
+      </w:r>
+      <w:r>
+        <w:rPr>
+          <w:rFonts w:ascii="Arial" w:hAnsi="Arial" w:cs="Arial"/>
+          <w:color w:val="1F1F1F"/>
+        </w:rPr>
+        <w:t xml:space="preserve"> with </w:t>
+      </w:r>
+      <w:r>
+        <w:rPr>
+          <w:rFonts w:ascii="Arial" w:hAnsi="Arial" w:cs="Arial"/>
+          <w:color w:val="444746"/>
+          <w:sz w:val="20"/>
+          <w:szCs w:val="20"/>
+          <w:bdr w:val="none" w:sz="0" w:space="0" w:color="auto" w:frame="1"/>
+        </w:rPr>
+        <w:t>gt</w:t>
+      </w:r>
+      <w:r>
+        <w:rPr>
+          <w:rFonts w:ascii="Arial" w:hAnsi="Arial" w:cs="Arial"/>
+          <w:color w:val="1F1F1F"/>
+        </w:rPr>
+        <w:t xml:space="preserve">. Move ONLY </w:t>
+      </w:r>
+      <w:r>
+        <w:rPr>
+          <w:rFonts w:ascii="Arial" w:hAnsi="Arial" w:cs="Arial"/>
+          <w:color w:val="444746"/>
+          <w:sz w:val="20"/>
+          <w:szCs w:val="20"/>
+          <w:bdr w:val="none" w:sz="0" w:space="0" w:color="auto" w:frame="1"/>
+        </w:rPr>
+        <w:t>gt</w:t>
+      </w:r>
+      <w:r>
+        <w:rPr>
+          <w:rFonts w:ascii="Arial" w:hAnsi="Arial" w:cs="Arial"/>
+          <w:color w:val="1F1F1F"/>
+        </w:rPr>
+        <w:t xml:space="preserve"> backward (because the new element at </w:t>
+      </w:r>
+      <w:r>
+        <w:rPr>
+          <w:rFonts w:ascii="Arial" w:hAnsi="Arial" w:cs="Arial"/>
+          <w:color w:val="444746"/>
+          <w:sz w:val="20"/>
+          <w:szCs w:val="20"/>
+          <w:bdr w:val="none" w:sz="0" w:space="0" w:color="auto" w:frame="1"/>
+        </w:rPr>
+        <w:t>i</w:t>
+      </w:r>
+      <w:r>
+        <w:rPr>
+          <w:rFonts w:ascii="Arial" w:hAnsi="Arial" w:cs="Arial"/>
+          <w:color w:val="1F1F1F"/>
+        </w:rPr>
+        <w:t xml:space="preserve"> hasn't been checked yet!).</w:t>
+      </w:r>
+    </w:p>
+    <w:p>
+      <w:pPr>
+        <w:numPr>
+          <w:ilvl w:val="1"/>
+          <w:numId w:val="3"/>
+        </w:numPr>
+        <w:rPr>
+          <w:rFonts w:ascii="Arial" w:hAnsi="Arial" w:cs="Arial"/>
+          <w:color w:val="1F1F1F"/>
+        </w:rPr>
+      </w:pPr>
+      <w:r>
+        <w:rPr>
+          <w:rFonts w:ascii="Arial" w:hAnsi="Arial" w:cs="Arial"/>
+          <w:color w:val="1F1F1F"/>
+        </w:rPr>
+        <w:lastRenderedPageBreak/>
+        <w:t xml:space="preserve">If </w:t>
+      </w:r>
+      <w:r>
+        <w:rPr>
+          <w:rFonts w:ascii="Arial" w:hAnsi="Arial" w:cs="Arial"/>
+          <w:color w:val="444746"/>
+          <w:sz w:val="20"/>
+          <w:szCs w:val="20"/>
+          <w:bdr w:val="none" w:sz="0" w:space="0" w:color="auto" w:frame="1"/>
+        </w:rPr>
+        <w:t>== pivot</w:t>
+      </w:r>
+      <w:r>
+        <w:rPr>
+          <w:rFonts w:ascii="Arial" w:hAnsi="Arial" w:cs="Arial"/>
+          <w:color w:val="1F1F1F"/>
+        </w:rPr>
+        <w:t xml:space="preserve">: Just move </w:t>
+      </w:r>
+      <w:r>
+        <w:rPr>
+          <w:rFonts w:ascii="Arial" w:hAnsi="Arial" w:cs="Arial"/>
+          <w:color w:val="444746"/>
+          <w:sz w:val="20"/>
+          <w:szCs w:val="20"/>
+          <w:bdr w:val="none" w:sz="0" w:space="0" w:color="auto" w:frame="1"/>
+        </w:rPr>
+        <w:t>i</w:t>
+      </w:r>
+      <w:r>
+        <w:rPr>
+          <w:rFonts w:ascii="Arial" w:hAnsi="Arial" w:cs="Arial"/>
+          <w:color w:val="1F1F1F"/>
+        </w:rPr>
+        <w:t xml:space="preserve"> forward. It's already in the correct middle zone.</w:t>
+      </w:r>
+    </w:p>
+    <w:p>
+      <w:pPr>
+        <w:numPr>
+          <w:ilvl w:val="0"/>
+          <w:numId w:val="3"/>
+        </w:numPr>
+        <w:rPr>
+          <w:rFonts w:ascii="Arial" w:hAnsi="Arial" w:cs="Arial"/>
+          <w:color w:val="1F1F1F"/>
+        </w:rPr>
+      </w:pPr>
+      <w:r>
+        <w:rPr>
+          <w:rFonts w:ascii="Arial" w:hAnsi="Arial" w:cs="Arial"/>
+          <w:b/>
+          <w:bCs/>
+          <w:color w:val="1F1F1F"/>
+          <w:bdr w:val="none" w:sz="0" w:space="0" w:color="auto" w:frame="1"/>
+        </w:rPr>
+        <w:t>The Return:</w:t>
+      </w:r>
+      <w:r>
+        <w:rPr>
+          <w:rFonts w:ascii="Arial" w:hAnsi="Arial" w:cs="Arial"/>
+          <w:color w:val="1F1F1F"/>
+        </w:rPr>
+        <w:t xml:space="preserve"> It returns </w:t>
+      </w:r>
+      <w:r>
+        <w:rPr>
+          <w:rFonts w:ascii="Arial" w:hAnsi="Arial" w:cs="Arial"/>
+          <w:i/>
+          <w:iCs/>
+          <w:color w:val="1F1F1F"/>
+          <w:bdr w:val="none" w:sz="0" w:space="0" w:color="auto" w:frame="1"/>
+        </w:rPr>
+        <w:t>two</w:t>
+      </w:r>
+      <w:r>
+        <w:rPr>
+          <w:rFonts w:ascii="Arial" w:hAnsi="Arial" w:cs="Arial"/>
+          <w:color w:val="1F1F1F"/>
+        </w:rPr>
+        <w:t xml:space="preserve"> boundaries: </w:t>
+      </w:r>
+      <w:r>
+        <w:rPr>
+          <w:rFonts w:ascii="Arial" w:hAnsi="Arial" w:cs="Arial"/>
+          <w:color w:val="444746"/>
+          <w:sz w:val="20"/>
+          <w:szCs w:val="20"/>
+          <w:bdr w:val="none" w:sz="0" w:space="0" w:color="auto" w:frame="1"/>
+        </w:rPr>
+        <w:t>(lt - 1, gt + 1)</w:t>
+      </w:r>
+      <w:r>
+        <w:rPr>
+          <w:rFonts w:ascii="Arial" w:hAnsi="Arial" w:cs="Arial"/>
+          <w:color w:val="1F1F1F"/>
+        </w:rPr>
+        <w:t>. The next recursive calls completely skip the "equal" middle section.</w:t>
+      </w:r>
+    </w:p>
+    <w:p>
+      <w:pPr>
+        <w:rPr>
+          <w:rFonts w:ascii="Arial" w:hAnsi="Arial" w:cs="Arial"/>
+          <w:color w:val="1F1F1F"/>
+        </w:rPr>
+      </w:pPr>
+      <w:r>
+        <w:rPr>
+          <w:rFonts w:ascii="Arial" w:hAnsi="Arial" w:cs="Arial"/>
+          <w:b/>
+          <w:bCs/>
+          <w:color w:val="1F1F1F"/>
+          <w:bdr w:val="none" w:sz="0" w:space="0" w:color="auto" w:frame="1"/>
+        </w:rPr>
+        <w:t>The Skeleton:</w:t>
+      </w:r>
+    </w:p>
+    <w:p>
+      <w:pPr>
+        <w:tabs>
+          <w:tab w:val="left" w:pos="916"/>
+          <w:tab w:val="left" w:pos="1832"/>
+          <w:tab w:val="left" w:pos="2748"/>
+          <w:tab w:val="left" w:pos="3664"/>
+          <w:tab w:val="left" w:pos="4580"/>
+          <w:tab w:val="left" w:pos="5496"/>
+          <w:tab w:val="left" w:pos="6412"/>
+          <w:tab w:val="left" w:pos="7328"/>
+          <w:tab w:val="left" w:pos="8244"/>
+          <w:tab w:val="left" w:pos="9160"/>
+          <w:tab w:val="left" w:pos="10076"/>
+          <w:tab w:val="left" w:pos="10992"/>
+          <w:tab w:val="left" w:pos="11908"/>
+          <w:tab w:val="left" w:pos="12824"/>
+          <w:tab w:val="left" w:pos="13740"/>
+          <w:tab w:val="left" w:pos="14656"/>
+        </w:tabs>
+        <w:rPr>
+          <w:rFonts w:ascii="Arial" w:hAnsi="Arial" w:cs="Arial"/>
+          <w:color w:val="444746"/>
+          <w:sz w:val="21"/>
+          <w:szCs w:val="21"/>
+          <w:bdr w:val="none" w:sz="0" w:space="0" w:color="auto" w:frame="1"/>
+        </w:rPr>
+      </w:pPr>
+      <w:r>
+        <w:rPr>
+          <w:rFonts w:ascii="Arial" w:hAnsi="Arial" w:cs="Arial"/>
+          <w:color w:val="5F6368"/>
+          <w:sz w:val="21"/>
+          <w:szCs w:val="21"/>
+          <w:bdr w:val="none" w:sz="0" w:space="0" w:color="auto" w:frame="1"/>
+        </w:rPr>
+        <w:t># Recurse on (start, lt - 1) and (gt + 1, end)</w:t>
+      </w:r>
+    </w:p>
+    <w:p>
+      <w:pPr>
+        <w:spacing w:after="120"/>
+        <w:outlineLvl w:val="2"/>
+        <w:rPr>
+          <w:rFonts w:ascii="Arial" w:hAnsi="Arial" w:cs="Arial"/>
+          <w:b/>
+          <w:bCs/>
+          <w:color w:val="1F1F1F"/>
+          <w:sz w:val="27"/>
+          <w:szCs w:val="27"/>
+        </w:rPr>
+      </w:pPr>
+      <w:r>
+        <w:rPr>
+          <w:rFonts w:ascii="Arial" w:hAnsi="Arial" w:cs="Arial"/>
+          <w:b/>
+          <w:bCs/>
+          <w:color w:val="1F1F1F"/>
+          <w:sz w:val="27"/>
+          <w:szCs w:val="27"/>
+        </w:rPr>
+        <w:t>Quick Recall Table</w:t>
+      </w:r>
+    </w:p>
+    <w:tbl>
+      <w:tblPr>
+        <w:tblW w:w="0" w:type="auto"/>
+        <w:tblCellSpacing w:w="15" w:type="dxa"/>
+        <w:tblCellMar>
+          <w:left w:w="0" w:type="dxa"/>
+          <w:right w:w="0" w:type="dxa"/>
+        </w:tblCellMar>
+        <w:tblLook w:val="04A0" w:firstRow="1" w:lastRow="0" w:firstColumn="1" w:lastColumn="0" w:noHBand="0" w:noVBand="1"/>
+      </w:tblPr>
+      <w:tblGrid>
+        <w:gridCol w:w="1506"/>
+        <w:gridCol w:w="2690"/>
+        <w:gridCol w:w="2750"/>
+        <w:gridCol w:w="2398"/>
+      </w:tblGrid>
+      <w:tr>
+        <w:trPr>
+          <w:tblHeader/>
+          <w:tblCellSpacing w:w="15" w:type="dxa"/>
+        </w:trPr>
+        <w:tc>
+          <w:tcPr>
+            <w:tcW w:w="0" w:type="auto"/>
+            <w:tcBorders>
+              <w:top w:val="single" w:sz="6" w:space="0" w:color="auto"/>
+              <w:left w:val="single" w:sz="6" w:space="0" w:color="auto"/>
+              <w:bottom w:val="single" w:sz="6" w:space="0" w:color="auto"/>
+              <w:right w:val="single" w:sz="6" w:space="0" w:color="auto"/>
+            </w:tcBorders>
+            <w:tcMar>
+              <w:top w:w="240" w:type="dxa"/>
+              <w:left w:w="0" w:type="dxa"/>
+              <w:bottom w:w="240" w:type="dxa"/>
+              <w:right w:w="180" w:type="dxa"/>
+            </w:tcMar>
+            <w:vAlign w:val="center"/>
+            <w:hideMark/>
+          </w:tcPr>
+          <w:p>
+            <w:pPr>
+              <w:rPr>
+                <w:rFonts w:ascii="Arial" w:hAnsi="Arial" w:cs="Arial"/>
+                <w:color w:val="1F1F1F"/>
+              </w:rPr>
+            </w:pPr>
+            <w:r>
+              <w:rPr>
+                <w:rFonts w:ascii="Arial" w:hAnsi="Arial" w:cs="Arial"/>
+                <w:b/>
+                <w:bCs/>
+                <w:color w:val="1F1F1F"/>
+                <w:bdr w:val="none" w:sz="0" w:space="0" w:color="auto" w:frame="1"/>
+              </w:rPr>
+              <w:t>Feature</w:t>
+            </w:r>
+          </w:p>
+        </w:tc>
+        <w:tc>
+          <w:tcPr>
+            <w:tcW w:w="0" w:type="auto"/>
+            <w:tcBorders>
+              <w:top w:val="single" w:sz="6" w:space="0" w:color="auto"/>
+              <w:left w:val="single" w:sz="6" w:space="0" w:color="auto"/>
+              <w:bottom w:val="single" w:sz="6" w:space="0" w:color="auto"/>
+              <w:right w:val="single" w:sz="6" w:space="0" w:color="auto"/>
+            </w:tcBorders>
+            <w:tcMar>
+              <w:top w:w="240" w:type="dxa"/>
+              <w:left w:w="0" w:type="dxa"/>
+              <w:bottom w:w="240" w:type="dxa"/>
+              <w:right w:w="180" w:type="dxa"/>
+            </w:tcMar>
+            <w:vAlign w:val="center"/>
+            <w:hideMark/>
+          </w:tcPr>
+          <w:p>
+            <w:pPr>
+              <w:rPr>
+                <w:rFonts w:ascii="Arial" w:hAnsi="Arial" w:cs="Arial"/>
+                <w:color w:val="1F1F1F"/>
+              </w:rPr>
+            </w:pPr>
+            <w:r>
+              <w:rPr>
+                <w:rFonts w:ascii="Arial" w:hAnsi="Arial" w:cs="Arial"/>
+                <w:b/>
+                <w:bCs/>
+                <w:color w:val="1F1F1F"/>
+                <w:bdr w:val="none" w:sz="0" w:space="0" w:color="auto" w:frame="1"/>
+              </w:rPr>
+              <w:t xml:space="preserve">Hoare </w:t>
+            </w:r>
+          </w:p>
+        </w:tc>
+        <w:tc>
+          <w:tcPr>
+            <w:tcW w:w="0" w:type="auto"/>
+            <w:tcBorders>
+              <w:top w:val="single" w:sz="6" w:space="0" w:color="auto"/>
+              <w:left w:val="single" w:sz="6" w:space="0" w:color="auto"/>
+              <w:bottom w:val="single" w:sz="6" w:space="0" w:color="auto"/>
+              <w:right w:val="single" w:sz="6" w:space="0" w:color="auto"/>
+            </w:tcBorders>
+            <w:tcMar>
+              <w:top w:w="240" w:type="dxa"/>
+              <w:left w:w="0" w:type="dxa"/>
+              <w:bottom w:w="240" w:type="dxa"/>
+              <w:right w:w="180" w:type="dxa"/>
+            </w:tcMar>
+            <w:vAlign w:val="center"/>
+            <w:hideMark/>
+          </w:tcPr>
+          <w:p>
+            <w:pPr>
+              <w:rPr>
+                <w:rFonts w:ascii="Arial" w:hAnsi="Arial" w:cs="Arial"/>
+                <w:color w:val="1F1F1F"/>
+              </w:rPr>
+            </w:pPr>
+            <w:r>
+              <w:rPr>
+                <w:rFonts w:ascii="Arial" w:hAnsi="Arial" w:cs="Arial"/>
+                <w:b/>
+                <w:bCs/>
+                <w:color w:val="1F1F1F"/>
+                <w:bdr w:val="none" w:sz="0" w:space="0" w:color="auto" w:frame="1"/>
+              </w:rPr>
+              <w:t>Lomuto</w:t>
+            </w:r>
+          </w:p>
+        </w:tc>
+        <w:tc>
+          <w:tcPr>
+            <w:tcW w:w="0" w:type="auto"/>
+            <w:tcBorders>
+              <w:top w:val="single" w:sz="6" w:space="0" w:color="auto"/>
+              <w:left w:val="single" w:sz="6" w:space="0" w:color="auto"/>
+              <w:bottom w:val="single" w:sz="6" w:space="0" w:color="auto"/>
+              <w:right w:val="single" w:sz="6" w:space="0" w:color="auto"/>
+            </w:tcBorders>
+            <w:tcMar>
+              <w:top w:w="240" w:type="dxa"/>
+              <w:left w:w="0" w:type="dxa"/>
+              <w:bottom w:w="240" w:type="dxa"/>
+              <w:right w:w="0" w:type="dxa"/>
+            </w:tcMar>
+            <w:vAlign w:val="center"/>
+            <w:hideMark/>
+          </w:tcPr>
+          <w:p>
+            <w:pPr>
+              <w:rPr>
+                <w:rFonts w:ascii="Arial" w:hAnsi="Arial" w:cs="Arial"/>
+                <w:color w:val="1F1F1F"/>
+              </w:rPr>
+            </w:pPr>
+            <w:r>
+              <w:rPr>
+                <w:rFonts w:ascii="Arial" w:hAnsi="Arial" w:cs="Arial"/>
+                <w:b/>
+                <w:bCs/>
+                <w:color w:val="1F1F1F"/>
+                <w:bdr w:val="none" w:sz="0" w:space="0" w:color="auto" w:frame="1"/>
+              </w:rPr>
+              <w:t>3-Way (Dutch Flag)</w:t>
+            </w:r>
+          </w:p>
+        </w:tc>
+      </w:tr>
+      <w:tr>
+        <w:trPr>
+          <w:tblCellSpacing w:w="15" w:type="dxa"/>
+        </w:trPr>
+        <w:tc>
+          <w:tcPr>
+            <w:tcW w:w="0" w:type="auto"/>
+            <w:tcBorders>
+              <w:top w:val="single" w:sz="6" w:space="0" w:color="auto"/>
+              <w:left w:val="single" w:sz="6" w:space="0" w:color="auto"/>
+              <w:bottom w:val="single" w:sz="6" w:space="0" w:color="auto"/>
+              <w:right w:val="single" w:sz="6" w:space="0" w:color="auto"/>
+            </w:tcBorders>
+            <w:tcMar>
+              <w:top w:w="240" w:type="dxa"/>
+              <w:left w:w="0" w:type="dxa"/>
+              <w:bottom w:w="240" w:type="dxa"/>
+              <w:right w:w="180" w:type="dxa"/>
+            </w:tcMar>
+            <w:vAlign w:val="center"/>
+            <w:hideMark/>
+          </w:tcPr>
+          <w:p>
+            <w:pPr>
+              <w:rPr>
+                <w:rFonts w:ascii="Arial" w:hAnsi="Arial" w:cs="Arial"/>
+                <w:color w:val="1F1F1F"/>
+              </w:rPr>
+            </w:pPr>
+            <w:r>
+              <w:rPr>
+                <w:rFonts w:ascii="Arial" w:hAnsi="Arial" w:cs="Arial"/>
+                <w:b/>
+                <w:bCs/>
+                <w:color w:val="1F1F1F"/>
+                <w:bdr w:val="none" w:sz="0" w:space="0" w:color="auto" w:frame="1"/>
+              </w:rPr>
+              <w:t>Best For</w:t>
+            </w:r>
+          </w:p>
+        </w:tc>
+        <w:tc>
+          <w:tcPr>
+            <w:tcW w:w="0" w:type="auto"/>
+            <w:tcBorders>
+              <w:top w:val="single" w:sz="6" w:space="0" w:color="auto"/>
+              <w:left w:val="single" w:sz="6" w:space="0" w:color="auto"/>
+              <w:bottom w:val="single" w:sz="6" w:space="0" w:color="auto"/>
+              <w:right w:val="single" w:sz="6" w:space="0" w:color="auto"/>
+            </w:tcBorders>
+            <w:tcMar>
+              <w:top w:w="240" w:type="dxa"/>
+              <w:left w:w="0" w:type="dxa"/>
+              <w:bottom w:w="240" w:type="dxa"/>
+              <w:right w:w="180" w:type="dxa"/>
+            </w:tcMar>
+            <w:vAlign w:val="center"/>
+            <w:hideMark/>
+          </w:tcPr>
+          <w:p>
+            <w:pPr>
+              <w:rPr>
+                <w:rFonts w:ascii="Arial" w:hAnsi="Arial" w:cs="Arial"/>
+                <w:color w:val="1F1F1F"/>
+              </w:rPr>
+            </w:pPr>
+            <w:r>
+              <w:rPr>
+                <w:rFonts w:ascii="Arial" w:hAnsi="Arial" w:cs="Arial"/>
+                <w:color w:val="1F1F1F"/>
+                <w:bdr w:val="none" w:sz="0" w:space="0" w:color="auto" w:frame="1"/>
+              </w:rPr>
+              <w:t>General purpose, fewest swaps</w:t>
+            </w:r>
+          </w:p>
+        </w:tc>
+        <w:tc>
+          <w:tcPr>
+            <w:tcW w:w="0" w:type="auto"/>
+            <w:tcBorders>
+              <w:top w:val="single" w:sz="6" w:space="0" w:color="auto"/>
+              <w:left w:val="single" w:sz="6" w:space="0" w:color="auto"/>
+              <w:bottom w:val="single" w:sz="6" w:space="0" w:color="auto"/>
+              <w:right w:val="single" w:sz="6" w:space="0" w:color="auto"/>
+            </w:tcBorders>
+            <w:tcMar>
+              <w:top w:w="240" w:type="dxa"/>
+              <w:left w:w="0" w:type="dxa"/>
+              <w:bottom w:w="240" w:type="dxa"/>
+              <w:right w:w="180" w:type="dxa"/>
+            </w:tcMar>
+            <w:vAlign w:val="center"/>
+            <w:hideMark/>
+          </w:tcPr>
+          <w:p>
+            <w:pPr>
+              <w:rPr>
+                <w:rFonts w:ascii="Arial" w:hAnsi="Arial" w:cs="Arial"/>
+                <w:color w:val="1F1F1F"/>
+              </w:rPr>
+            </w:pPr>
+            <w:r>
+              <w:rPr>
+                <w:rFonts w:ascii="Arial" w:hAnsi="Arial" w:cs="Arial"/>
+                <w:color w:val="1F1F1F"/>
+                <w:bdr w:val="none" w:sz="0" w:space="0" w:color="auto" w:frame="1"/>
+              </w:rPr>
+              <w:t>Easy to write, teaching concepts</w:t>
+            </w:r>
+          </w:p>
+        </w:tc>
+        <w:tc>
+          <w:tcPr>
+            <w:tcW w:w="0" w:type="auto"/>
+            <w:tcBorders>
+              <w:top w:val="single" w:sz="6" w:space="0" w:color="auto"/>
+              <w:left w:val="single" w:sz="6" w:space="0" w:color="auto"/>
+              <w:bottom w:val="single" w:sz="6" w:space="0" w:color="auto"/>
+              <w:right w:val="single" w:sz="6" w:space="0" w:color="auto"/>
+            </w:tcBorders>
+            <w:tcMar>
+              <w:top w:w="240" w:type="dxa"/>
+              <w:left w:w="0" w:type="dxa"/>
+              <w:bottom w:w="240" w:type="dxa"/>
+              <w:right w:w="0" w:type="dxa"/>
+            </w:tcMar>
+            <w:vAlign w:val="center"/>
+            <w:hideMark/>
+          </w:tcPr>
+          <w:p>
+            <w:pPr>
+              <w:rPr>
+                <w:rFonts w:ascii="Arial" w:hAnsi="Arial" w:cs="Arial"/>
+                <w:color w:val="1F1F1F"/>
+              </w:rPr>
+            </w:pPr>
+            <w:r>
+              <w:rPr>
+                <w:rFonts w:ascii="Arial" w:hAnsi="Arial" w:cs="Arial"/>
+                <w:color w:val="1F1F1F"/>
+                <w:bdr w:val="none" w:sz="0" w:space="0" w:color="auto" w:frame="1"/>
+              </w:rPr>
+              <w:t>Arrays with many duplicates</w:t>
+            </w:r>
+          </w:p>
+        </w:tc>
+      </w:tr>
+      <w:tr>
+        <w:trPr>
+          <w:tblCellSpacing w:w="15" w:type="dxa"/>
+        </w:trPr>
+        <w:tc>
+          <w:tcPr>
+            <w:tcW w:w="0" w:type="auto"/>
+            <w:tcBorders>
+              <w:top w:val="single" w:sz="6" w:space="0" w:color="auto"/>
+              <w:left w:val="single" w:sz="6" w:space="0" w:color="auto"/>
+              <w:bottom w:val="single" w:sz="6" w:space="0" w:color="auto"/>
+              <w:right w:val="single" w:sz="6" w:space="0" w:color="auto"/>
+            </w:tcBorders>
+            <w:tcMar>
+              <w:top w:w="240" w:type="dxa"/>
+              <w:left w:w="0" w:type="dxa"/>
+              <w:bottom w:w="240" w:type="dxa"/>
+              <w:right w:w="180" w:type="dxa"/>
+            </w:tcMar>
+            <w:vAlign w:val="center"/>
+            <w:hideMark/>
+          </w:tcPr>
+          <w:p>
+            <w:pPr>
+              <w:rPr>
+                <w:rFonts w:ascii="Arial" w:hAnsi="Arial" w:cs="Arial"/>
+                <w:color w:val="1F1F1F"/>
+              </w:rPr>
+            </w:pPr>
+            <w:r>
+              <w:rPr>
+                <w:rFonts w:ascii="Arial" w:hAnsi="Arial" w:cs="Arial"/>
+                <w:b/>
+                <w:bCs/>
+                <w:color w:val="1F1F1F"/>
+                <w:bdr w:val="none" w:sz="0" w:space="0" w:color="auto" w:frame="1"/>
+              </w:rPr>
+              <w:t>Return Value</w:t>
+            </w:r>
+          </w:p>
+        </w:tc>
+        <w:tc>
+          <w:tcPr>
+            <w:tcW w:w="0" w:type="auto"/>
+            <w:tcBorders>
+              <w:top w:val="single" w:sz="6" w:space="0" w:color="auto"/>
+              <w:left w:val="single" w:sz="6" w:space="0" w:color="auto"/>
+              <w:bottom w:val="single" w:sz="6" w:space="0" w:color="auto"/>
+              <w:right w:val="single" w:sz="6" w:space="0" w:color="auto"/>
+            </w:tcBorders>
+            <w:tcMar>
+              <w:top w:w="240" w:type="dxa"/>
+              <w:left w:w="0" w:type="dxa"/>
+              <w:bottom w:w="240" w:type="dxa"/>
+              <w:right w:w="180" w:type="dxa"/>
+            </w:tcMar>
+            <w:vAlign w:val="center"/>
+            <w:hideMark/>
+          </w:tcPr>
+          <w:p>
+            <w:pPr>
+              <w:rPr>
+                <w:rFonts w:ascii="Arial" w:hAnsi="Arial" w:cs="Arial"/>
+                <w:color w:val="1F1F1F"/>
+              </w:rPr>
+            </w:pPr>
+            <w:r>
+              <w:rPr>
+                <w:rFonts w:ascii="Arial" w:hAnsi="Arial" w:cs="Arial"/>
+                <w:color w:val="444746"/>
+                <w:sz w:val="20"/>
+                <w:szCs w:val="20"/>
+                <w:bdr w:val="none" w:sz="0" w:space="0" w:color="auto" w:frame="1"/>
+              </w:rPr>
+              <w:t>right</w:t>
+            </w:r>
+            <w:r>
+              <w:rPr>
+                <w:rFonts w:ascii="Arial" w:hAnsi="Arial" w:cs="Arial"/>
+                <w:color w:val="1F1F1F"/>
+                <w:bdr w:val="none" w:sz="0" w:space="0" w:color="auto" w:frame="1"/>
+              </w:rPr>
+              <w:t xml:space="preserve"> pointer</w:t>
+            </w:r>
+          </w:p>
+        </w:tc>
+        <w:tc>
+          <w:tcPr>
+            <w:tcW w:w="0" w:type="auto"/>
+            <w:tcBorders>
+              <w:top w:val="single" w:sz="6" w:space="0" w:color="auto"/>
+              <w:left w:val="single" w:sz="6" w:space="0" w:color="auto"/>
+              <w:bottom w:val="single" w:sz="6" w:space="0" w:color="auto"/>
+              <w:right w:val="single" w:sz="6" w:space="0" w:color="auto"/>
+            </w:tcBorders>
+            <w:tcMar>
+              <w:top w:w="240" w:type="dxa"/>
+              <w:left w:w="0" w:type="dxa"/>
+              <w:bottom w:w="240" w:type="dxa"/>
+              <w:right w:w="180" w:type="dxa"/>
+            </w:tcMar>
+            <w:vAlign w:val="center"/>
+            <w:hideMark/>
+          </w:tcPr>
+          <w:p>
+            <w:pPr>
+              <w:rPr>
+                <w:rFonts w:ascii="Arial" w:hAnsi="Arial" w:cs="Arial"/>
+                <w:color w:val="1F1F1F"/>
+              </w:rPr>
+            </w:pPr>
+            <w:r>
+              <w:rPr>
+                <w:rFonts w:ascii="Arial" w:hAnsi="Arial" w:cs="Arial"/>
+                <w:color w:val="444746"/>
+                <w:sz w:val="20"/>
+                <w:szCs w:val="20"/>
+                <w:bdr w:val="none" w:sz="0" w:space="0" w:color="auto" w:frame="1"/>
+              </w:rPr>
+              <w:t>left</w:t>
+            </w:r>
+            <w:r>
+              <w:rPr>
+                <w:rFonts w:ascii="Arial" w:hAnsi="Arial" w:cs="Arial"/>
+                <w:color w:val="1F1F1F"/>
+                <w:bdr w:val="none" w:sz="0" w:space="0" w:color="auto" w:frame="1"/>
+              </w:rPr>
+              <w:t xml:space="preserve"> pointer</w:t>
+            </w:r>
+          </w:p>
+        </w:tc>
+        <w:tc>
+          <w:tcPr>
+            <w:tcW w:w="0" w:type="auto"/>
+            <w:tcBorders>
+              <w:top w:val="single" w:sz="6" w:space="0" w:color="auto"/>
+              <w:left w:val="single" w:sz="6" w:space="0" w:color="auto"/>
+              <w:bottom w:val="single" w:sz="6" w:space="0" w:color="auto"/>
+              <w:right w:val="single" w:sz="6" w:space="0" w:color="auto"/>
+            </w:tcBorders>
+            <w:tcMar>
+              <w:top w:w="240" w:type="dxa"/>
+              <w:left w:w="0" w:type="dxa"/>
+              <w:bottom w:w="240" w:type="dxa"/>
+              <w:right w:w="0" w:type="dxa"/>
+            </w:tcMar>
+            <w:vAlign w:val="center"/>
+            <w:hideMark/>
+          </w:tcPr>
+          <w:p>
+            <w:pPr>
+              <w:rPr>
+                <w:rFonts w:ascii="Arial" w:hAnsi="Arial" w:cs="Arial"/>
+                <w:color w:val="1F1F1F"/>
+              </w:rPr>
+            </w:pPr>
+            <w:r>
+              <w:rPr>
+                <w:rFonts w:ascii="Arial" w:hAnsi="Arial" w:cs="Arial"/>
+                <w:color w:val="1F1F1F"/>
+                <w:bdr w:val="none" w:sz="0" w:space="0" w:color="auto" w:frame="1"/>
+              </w:rPr>
+              <w:t xml:space="preserve">Both </w:t>
+            </w:r>
+            <w:r>
+              <w:rPr>
+                <w:rFonts w:ascii="Arial" w:hAnsi="Arial" w:cs="Arial"/>
+                <w:color w:val="444746"/>
+                <w:sz w:val="20"/>
+                <w:szCs w:val="20"/>
+                <w:bdr w:val="none" w:sz="0" w:space="0" w:color="auto" w:frame="1"/>
+              </w:rPr>
+              <w:t>left</w:t>
+            </w:r>
+            <w:r>
+              <w:rPr>
+                <w:rFonts w:ascii="Arial" w:hAnsi="Arial" w:cs="Arial"/>
+                <w:color w:val="1F1F1F"/>
+                <w:bdr w:val="none" w:sz="0" w:space="0" w:color="auto" w:frame="1"/>
+              </w:rPr>
+              <w:t xml:space="preserve"> and </w:t>
+            </w:r>
+            <w:r>
+              <w:rPr>
+                <w:rFonts w:ascii="Arial" w:hAnsi="Arial" w:cs="Arial"/>
+                <w:color w:val="444746"/>
+                <w:sz w:val="20"/>
+                <w:szCs w:val="20"/>
+                <w:bdr w:val="none" w:sz="0" w:space="0" w:color="auto" w:frame="1"/>
+              </w:rPr>
+              <w:t>right</w:t>
+            </w:r>
+            <w:r>
+              <w:rPr>
+                <w:rFonts w:ascii="Arial" w:hAnsi="Arial" w:cs="Arial"/>
+                <w:color w:val="1F1F1F"/>
+                <w:bdr w:val="none" w:sz="0" w:space="0" w:color="auto" w:frame="1"/>
+              </w:rPr>
+              <w:t xml:space="preserve"> boundaries</w:t>
+            </w:r>
+          </w:p>
+        </w:tc>
+      </w:tr>
+    </w:tbl>
     <w:p/>
     <w:p>
       <w:r>
@@ -380,177 +2620,88 @@
     <w:p/>
     <w:p>
       <w:r>
-        <w:t>### 5. Online Median in Stream</w:t>
-      </w:r>
-    </w:p>
-    <w:p>
-      <w:r>
-        <w:t>- **</w:t>
-      </w:r>
-      <w:proofErr w:type="gramStart"/>
-      <w:r>
-        <w:t>Problem:*</w:t>
-      </w:r>
-      <w:proofErr w:type="gramEnd"/>
-      <w:r>
-        <w:t>* Continuously find the median as numbers are added to a stream.</w:t>
-      </w:r>
-    </w:p>
-    <w:p>
-      <w:r>
-        <w:t>- **</w:t>
-      </w:r>
-      <w:proofErr w:type="gramStart"/>
-      <w:r>
-        <w:t>Pattern:*</w:t>
-      </w:r>
-      <w:proofErr w:type="gramEnd"/>
-      <w:r>
-        <w:t>* Two Heaps</w:t>
-      </w:r>
-    </w:p>
-    <w:p>
-      <w:r>
-        <w:t xml:space="preserve">- **Time </w:t>
-      </w:r>
-      <w:proofErr w:type="gramStart"/>
-      <w:r>
-        <w:t>Complexity:*</w:t>
-      </w:r>
-      <w:proofErr w:type="gramEnd"/>
-      <w:r>
-        <w:t xml:space="preserve">* </w:t>
-      </w:r>
-      <w:proofErr w:type="gramStart"/>
-      <w:r>
-        <w:t>O(</w:t>
-      </w:r>
-      <w:proofErr w:type="gramEnd"/>
-      <w:r>
-        <w:t>n log n)</w:t>
-      </w:r>
-    </w:p>
-    <w:p>
-      <w:r>
-        <w:t xml:space="preserve">- **Space </w:t>
-      </w:r>
-      <w:proofErr w:type="gramStart"/>
-      <w:r>
-        <w:t>Complexity:*</w:t>
-      </w:r>
-      <w:proofErr w:type="gramEnd"/>
-      <w:r>
-        <w:t>* O(n)</w:t>
+        <w:t>### 15. Nearest Neighbors</w:t>
       </w:r>
     </w:p>
     <w:p/>
     <w:p>
       <w:r>
+        <w:t>- **Core Pattern:** Sorting + Two Pointers (or Heap for k-nearest)</w:t>
+      </w:r>
+    </w:p>
+    <w:p>
+      <w:r>
+        <w:t>- **Problem:** Given a list of points and a target, find the closest (or k closest) points to the target.</w:t>
+      </w:r>
+    </w:p>
+    <w:p>
+      <w:r>
+        <w:t>- **Technical Nuance:** Calculate the distance from each point to the target, then sort or use a heap to efficiently retrieve the nearest neighbors. For sorted arrays, two pointers can be used to expand outwards from the closest point.</w:t>
+      </w:r>
+    </w:p>
+    <w:p>
+      <w:r>
+        <w:t>- **Complexity:**</w:t>
+      </w:r>
+    </w:p>
+    <w:p>
+      <w:r>
+        <w:t xml:space="preserve">  - Time: O(n log n) (sorting) or O(n log k) (heap for k-nearest)</w:t>
+      </w:r>
+    </w:p>
+    <w:p>
+      <w:r>
+        <w:t xml:space="preserve">  - Space: O(n) (for storing distances or heap)</w:t>
+      </w:r>
+    </w:p>
+    <w:p/>
+    <w:p>
+      <w:r>
         <w:t>---</w:t>
       </w:r>
     </w:p>
     <w:p/>
     <w:p>
       <w:r>
-        <w:t>### 6. Kth Largest in Array</w:t>
-      </w:r>
-    </w:p>
-    <w:p>
-      <w:r>
-        <w:t>- **</w:t>
-      </w:r>
-      <w:proofErr w:type="gramStart"/>
-      <w:r>
-        <w:t>Problem:*</w:t>
-      </w:r>
-      <w:proofErr w:type="gramEnd"/>
-      <w:r>
-        <w:t>* Find the k-</w:t>
-      </w:r>
-      <w:proofErr w:type="spellStart"/>
-      <w:r>
-        <w:t>th</w:t>
-      </w:r>
-      <w:proofErr w:type="spellEnd"/>
-      <w:r>
-        <w:t xml:space="preserve"> largest element in an array.</w:t>
-      </w:r>
-    </w:p>
-    <w:p>
-      <w:r>
-        <w:t>- **</w:t>
-      </w:r>
-      <w:proofErr w:type="gramStart"/>
-      <w:r>
-        <w:t>Pattern:*</w:t>
-      </w:r>
-      <w:proofErr w:type="gramEnd"/>
-      <w:r>
-        <w:t xml:space="preserve">* Min-Heap / </w:t>
-      </w:r>
-      <w:proofErr w:type="spellStart"/>
-      <w:r>
-        <w:t>QuickSelect</w:t>
-      </w:r>
-      <w:proofErr w:type="spellEnd"/>
+        <w:t>### 16. Four billion numbers</w:t>
+      </w:r>
+    </w:p>
+    <w:p/>
+    <w:p>
+      <w:r>
+        <w:t>Here’s the summary for the "Four Billion Integers" problem in your requested format:</w:t>
+      </w:r>
+    </w:p>
+    <w:p/>
+    <w:p>
+      <w:r>
+        <w:t>- **Core Pattern:** Bit Manipulation, Bucket Counting</w:t>
+      </w:r>
+    </w:p>
+    <w:p>
+      <w:r>
+        <w:t>- **Problem:** Given four billion 32-bit integers and limited memory, find any integer not present in the input.</w:t>
+      </w:r>
+    </w:p>
+    <w:p>
+      <w:r>
+        <w:t>- **Technical Nuance:** Uses bit arrays (bitmaps) to efficiently track presence/absence of numbers. For extreme memory constraints, divides the range into buckets, counts occurrences, and then uses a bitmap for the missing bucket to pinpoint a missing integer.</w:t>
+      </w:r>
+    </w:p>
+    <w:p>
+      <w:r>
+        <w:t>- **Complexity:**</w:t>
+      </w:r>
+    </w:p>
+    <w:p>
+      <w:r>
+        <w:t xml:space="preserve">  - Time: O(n) for both passes (counting and bitmap marking)</w:t>
+      </w:r>
     </w:p>
     <w:p>
       <w:r>
         <w:lastRenderedPageBreak/>
-        <w:t xml:space="preserve">- **Time </w:t>
-      </w:r>
-      <w:proofErr w:type="gramStart"/>
-      <w:r>
-        <w:t>Complexity:*</w:t>
-      </w:r>
-      <w:proofErr w:type="gramEnd"/>
-      <w:r>
-        <w:t xml:space="preserve">* </w:t>
-      </w:r>
-      <w:proofErr w:type="gramStart"/>
-      <w:r>
-        <w:t>O(</w:t>
-      </w:r>
-      <w:proofErr w:type="gramEnd"/>
-      <w:r>
-        <w:t>n log k) (Min-Heap), O(n) avg / O(n²) worst (</w:t>
-      </w:r>
-      <w:proofErr w:type="spellStart"/>
-      <w:r>
-        <w:t>QuickSelect</w:t>
-      </w:r>
-      <w:proofErr w:type="spellEnd"/>
-      <w:r>
-        <w:t>)</w:t>
-      </w:r>
-    </w:p>
-    <w:p>
-      <w:r>
-        <w:t xml:space="preserve">- **Space </w:t>
-      </w:r>
-      <w:proofErr w:type="gramStart"/>
-      <w:r>
-        <w:t>Complexity:*</w:t>
-      </w:r>
-      <w:proofErr w:type="gramEnd"/>
-      <w:r>
-        <w:t xml:space="preserve">* O(k) (Min-Heap), </w:t>
-      </w:r>
-      <w:proofErr w:type="gramStart"/>
-      <w:r>
-        <w:t>O(</w:t>
-      </w:r>
-      <w:proofErr w:type="gramEnd"/>
-      <w:r>
-        <w:t>1) (</w:t>
-      </w:r>
-      <w:proofErr w:type="spellStart"/>
-      <w:r>
-        <w:t>QuickSelect</w:t>
-      </w:r>
-      <w:proofErr w:type="spellEnd"/>
-      <w:r>
-        <w:t>)</w:t>
+        <w:t xml:space="preserve">  - Space: O(2³²) bits (512MB) for full bitmap, or O(10MB) using bucketed approach with two passes</w:t>
       </w:r>
     </w:p>
     <w:p/>
@@ -560,242 +2711,7 @@
       </w:r>
     </w:p>
     <w:p/>
-    <w:p>
-      <w:r>
-        <w:t>### 7. Kth Largest in Stream</w:t>
-      </w:r>
-    </w:p>
-    <w:p>
-      <w:r>
-        <w:t>- **</w:t>
-      </w:r>
-      <w:proofErr w:type="gramStart"/>
-      <w:r>
-        <w:t>Problem:*</w:t>
-      </w:r>
-      <w:proofErr w:type="gramEnd"/>
-      <w:r>
-        <w:t>* After each insertion into a stream, return the k-</w:t>
-      </w:r>
-      <w:proofErr w:type="spellStart"/>
-      <w:r>
-        <w:t>th</w:t>
-      </w:r>
-      <w:proofErr w:type="spellEnd"/>
-      <w:r>
-        <w:t xml:space="preserve"> largest element.</w:t>
-      </w:r>
-    </w:p>
-    <w:p>
-      <w:r>
-        <w:t>- **</w:t>
-      </w:r>
-      <w:proofErr w:type="gramStart"/>
-      <w:r>
-        <w:t>Pattern:*</w:t>
-      </w:r>
-      <w:proofErr w:type="gramEnd"/>
-      <w:r>
-        <w:t>* Min-Heap</w:t>
-      </w:r>
-    </w:p>
-    <w:p>
-      <w:r>
-        <w:t xml:space="preserve">- **Time </w:t>
-      </w:r>
-      <w:proofErr w:type="gramStart"/>
-      <w:r>
-        <w:t>Complexity:*</w:t>
-      </w:r>
-      <w:proofErr w:type="gramEnd"/>
-      <w:r>
-        <w:t xml:space="preserve">* </w:t>
-      </w:r>
-      <w:proofErr w:type="gramStart"/>
-      <w:r>
-        <w:t>O(</w:t>
-      </w:r>
-      <w:proofErr w:type="gramEnd"/>
-      <w:r>
-        <w:t>n log k)</w:t>
-      </w:r>
-    </w:p>
-    <w:p>
-      <w:r>
-        <w:t xml:space="preserve">- **Space </w:t>
-      </w:r>
-      <w:proofErr w:type="gramStart"/>
-      <w:r>
-        <w:t>Complexity:*</w:t>
-      </w:r>
-      <w:proofErr w:type="gramEnd"/>
-      <w:r>
-        <w:t>* O(k)</w:t>
-      </w:r>
-    </w:p>
     <w:p/>
-    <w:p>
-      <w:r>
-        <w:t>---</w:t>
-      </w:r>
-    </w:p>
-    <w:p/>
-    <w:p>
-      <w:r>
-        <w:t>### 8. Top K Frequent Elements</w:t>
-      </w:r>
-    </w:p>
-    <w:p>
-      <w:r>
-        <w:t>- **</w:t>
-      </w:r>
-      <w:proofErr w:type="gramStart"/>
-      <w:r>
-        <w:t>Problem:*</w:t>
-      </w:r>
-      <w:proofErr w:type="gramEnd"/>
-      <w:r>
-        <w:t>* Find the k most frequent elements in an array.</w:t>
-      </w:r>
-    </w:p>
-    <w:p>
-      <w:r>
-        <w:t>- **</w:t>
-      </w:r>
-      <w:proofErr w:type="gramStart"/>
-      <w:r>
-        <w:t>Pattern:*</w:t>
-      </w:r>
-      <w:proofErr w:type="gramEnd"/>
-      <w:r>
-        <w:t>* Hash Map + Sort / Heap</w:t>
-      </w:r>
-    </w:p>
-    <w:p>
-      <w:r>
-        <w:t xml:space="preserve">- **Time </w:t>
-      </w:r>
-      <w:proofErr w:type="gramStart"/>
-      <w:r>
-        <w:t>Complexity:*</w:t>
-      </w:r>
-      <w:proofErr w:type="gramEnd"/>
-      <w:r>
-        <w:t xml:space="preserve">* </w:t>
-      </w:r>
-      <w:proofErr w:type="gramStart"/>
-      <w:r>
-        <w:t>O(</w:t>
-      </w:r>
-      <w:proofErr w:type="gramEnd"/>
-      <w:r>
-        <w:t xml:space="preserve">n log n) (Sort), </w:t>
-      </w:r>
-      <w:proofErr w:type="gramStart"/>
-      <w:r>
-        <w:t>O(</w:t>
-      </w:r>
-      <w:proofErr w:type="gramEnd"/>
-      <w:r>
-        <w:t>n log k) (Heap)</w:t>
-      </w:r>
-    </w:p>
-    <w:p>
-      <w:r>
-        <w:t xml:space="preserve">- **Space </w:t>
-      </w:r>
-      <w:proofErr w:type="gramStart"/>
-      <w:r>
-        <w:t>Complexity:*</w:t>
-      </w:r>
-      <w:proofErr w:type="gramEnd"/>
-      <w:r>
-        <w:t>* O(n)</w:t>
-      </w:r>
-    </w:p>
-    <w:p/>
-    <w:p>
-      <w:r>
-        <w:t>---</w:t>
-      </w:r>
-    </w:p>
-    <w:p/>
-    <w:p>
-      <w:r>
-        <w:t>### 9. Intersection of Three Sorted Arrays</w:t>
-      </w:r>
-    </w:p>
-    <w:p>
-      <w:r>
-        <w:t>- **</w:t>
-      </w:r>
-      <w:proofErr w:type="gramStart"/>
-      <w:r>
-        <w:t>Problem:*</w:t>
-      </w:r>
-      <w:proofErr w:type="gramEnd"/>
-      <w:r>
-        <w:t>* Find all elements present in all three sorted arrays.</w:t>
-      </w:r>
-    </w:p>
-    <w:p>
-      <w:r>
-        <w:t>- **</w:t>
-      </w:r>
-      <w:proofErr w:type="gramStart"/>
-      <w:r>
-        <w:t>Pattern:*</w:t>
-      </w:r>
-      <w:proofErr w:type="gramEnd"/>
-      <w:r>
-        <w:t>* Hash Map</w:t>
-      </w:r>
-      <w:r>
-        <w:t>, three pointers</w:t>
-      </w:r>
-    </w:p>
-    <w:p>
-      <w:r>
-        <w:t xml:space="preserve">- **Time </w:t>
-      </w:r>
-      <w:proofErr w:type="gramStart"/>
-      <w:r>
-        <w:t>Complexity:*</w:t>
-      </w:r>
-      <w:proofErr w:type="gramEnd"/>
-      <w:r>
-        <w:t xml:space="preserve">* </w:t>
-      </w:r>
-      <w:proofErr w:type="gramStart"/>
-      <w:r>
-        <w:t>O(</w:t>
-      </w:r>
-      <w:proofErr w:type="gramEnd"/>
-      <w:r>
-        <w:t>n1 + n2 + n3)</w:t>
-      </w:r>
-    </w:p>
-    <w:p>
-      <w:r>
-        <w:t xml:space="preserve">- **Space </w:t>
-      </w:r>
-      <w:proofErr w:type="gramStart"/>
-      <w:r>
-        <w:t>Complexity:*</w:t>
-      </w:r>
-      <w:proofErr w:type="gramEnd"/>
-      <w:r>
-        <w:t xml:space="preserve">* </w:t>
-      </w:r>
-      <w:proofErr w:type="gramStart"/>
-      <w:r>
-        <w:t>O(</w:t>
-      </w:r>
-      <w:proofErr w:type="gramEnd"/>
-      <w:r>
-        <w:t>n2 + n3)</w:t>
-      </w:r>
-    </w:p>
     <w:sectPr>
       <w:pgSz w:w="12240" w:h="15840"/>
       <w:pgMar w:top="1440" w:right="1440" w:bottom="1440" w:left="1440" w:header="720" w:footer="720" w:gutter="0"/>
@@ -804,6 +2720,467 @@
     </w:sectPr>
   </w:body>
 </w:document>
+</file>
+
+<file path=word/numbering.xml><?xml version="1.0" encoding="utf-8"?>
+<w:numbering xmlns:wpc="http://schemas.microsoft.com/office/word/2010/wordprocessingCanvas" xmlns:cx="http://schemas.microsoft.com/office/drawing/2014/chartex" xmlns:cx1="http://schemas.microsoft.com/office/drawing/2015/9/8/chartex" xmlns:cx2="http://schemas.microsoft.com/office/drawing/2015/10/21/chartex" xmlns:cx3="http://schemas.microsoft.com/office/drawing/2016/5/9/chartex" xmlns:cx4="http://schemas.microsoft.com/office/drawing/2016/5/10/chartex" xmlns:cx5="http://schemas.microsoft.com/office/drawing/2016/5/11/chartex" xmlns:cx6="http://schemas.microsoft.com/office/drawing/2016/5/12/chartex" xmlns:cx7="http://schemas.microsoft.com/office/drawing/2016/5/13/chartex" xmlns:cx8="http://schemas.microsoft.com/office/drawing/2016/5/14/chartex" xmlns:mc="http://schemas.openxmlformats.org/markup-compatibility/2006" xmlns:aink="http://schemas.microsoft.com/office/drawing/2016/ink" xmlns:am3d="http://schemas.microsoft.com/office/drawing/2017/model3d" xmlns:o="urn:schemas-microsoft-com:office:office" xmlns:oel="http://schemas.microsoft.com/office/2019/extlst" xmlns:r="http://schemas.openxmlformats.org/officeDocument/2006/relationships" xmlns:m="http://schemas.openxmlformats.org/officeDocument/2006/math" xmlns:v="urn:schemas-microsoft-com:vml" xmlns:wp14="http://schemas.microsoft.com/office/word/2010/wordprocessingDrawing" xmlns:wp="http://schemas.openxmlformats.org/drawingml/2006/wordprocessingDrawing" xmlns:w10="urn:schemas-microsoft-com:office:word" xmlns:w="http://schemas.openxmlformats.org/wordprocessingml/2006/main" xmlns:w14="http://schemas.microsoft.com/office/word/2010/wordml" xmlns:w15="http://schemas.microsoft.com/office/word/2012/wordml" xmlns:w16cex="http://schemas.microsoft.com/office/word/2018/wordml/cex" xmlns:w16cid="http://schemas.microsoft.com/office/word/2016/wordml/cid" xmlns:w16="http://schemas.microsoft.com/office/word/2018/wordml" xmlns:w16du="http://schemas.microsoft.com/office/word/2023/wordml/word16du" xmlns:w16sdtdh="http://schemas.microsoft.com/office/word/2020/wordml/sdtdatahash" xmlns:w16sdtfl="http://schemas.microsoft.com/office/word/2024/wordml/sdtformatlock" xmlns:w16se="http://schemas.microsoft.com/office/word/2015/wordml/symex" xmlns:wpg="http://schemas.microsoft.com/office/word/2010/wordprocessingGroup" xmlns:wpi="http://schemas.microsoft.com/office/word/2010/wordprocessingInk" xmlns:wne="http://schemas.microsoft.com/office/word/2006/wordml" xmlns:wps="http://schemas.microsoft.com/office/word/2010/wordprocessingShape" mc:Ignorable="w14 w15 w16se w16cid w16 w16cex w16sdtdh w16sdtfl w16du wp14">
+  <w:abstractNum w:abstractNumId="0" w15:restartNumberingAfterBreak="0">
+    <w:nsid w:val="42113AB2"/>
+    <w:multiLevelType w:val="multilevel"/>
+    <w:tmpl w:val="14FC84E6"/>
+    <w:lvl w:ilvl="0">
+      <w:start w:val="1"/>
+      <w:numFmt w:val="bullet"/>
+      <w:lvlText w:val=""/>
+      <w:lvlJc w:val="left"/>
+      <w:pPr>
+        <w:tabs>
+          <w:tab w:val="num" w:pos="720"/>
+        </w:tabs>
+        <w:ind w:left="720" w:hanging="360"/>
+      </w:pPr>
+      <w:rPr>
+        <w:rFonts w:ascii="Symbol" w:hAnsi="Symbol" w:hint="default"/>
+        <w:sz w:val="20"/>
+      </w:rPr>
+    </w:lvl>
+    <w:lvl w:ilvl="1" w:tentative="1">
+      <w:start w:val="1"/>
+      <w:numFmt w:val="bullet"/>
+      <w:lvlText w:val="o"/>
+      <w:lvlJc w:val="left"/>
+      <w:pPr>
+        <w:tabs>
+          <w:tab w:val="num" w:pos="1440"/>
+        </w:tabs>
+        <w:ind w:left="1440" w:hanging="360"/>
+      </w:pPr>
+      <w:rPr>
+        <w:rFonts w:ascii="Courier New" w:hAnsi="Courier New" w:hint="default"/>
+        <w:sz w:val="20"/>
+      </w:rPr>
+    </w:lvl>
+    <w:lvl w:ilvl="2" w:tentative="1">
+      <w:start w:val="1"/>
+      <w:numFmt w:val="bullet"/>
+      <w:lvlText w:val=""/>
+      <w:lvlJc w:val="left"/>
+      <w:pPr>
+        <w:tabs>
+          <w:tab w:val="num" w:pos="2160"/>
+        </w:tabs>
+        <w:ind w:left="2160" w:hanging="360"/>
+      </w:pPr>
+      <w:rPr>
+        <w:rFonts w:ascii="Wingdings" w:hAnsi="Wingdings" w:hint="default"/>
+        <w:sz w:val="20"/>
+      </w:rPr>
+    </w:lvl>
+    <w:lvl w:ilvl="3" w:tentative="1">
+      <w:start w:val="1"/>
+      <w:numFmt w:val="bullet"/>
+      <w:lvlText w:val=""/>
+      <w:lvlJc w:val="left"/>
+      <w:pPr>
+        <w:tabs>
+          <w:tab w:val="num" w:pos="2880"/>
+        </w:tabs>
+        <w:ind w:left="2880" w:hanging="360"/>
+      </w:pPr>
+      <w:rPr>
+        <w:rFonts w:ascii="Wingdings" w:hAnsi="Wingdings" w:hint="default"/>
+        <w:sz w:val="20"/>
+      </w:rPr>
+    </w:lvl>
+    <w:lvl w:ilvl="4" w:tentative="1">
+      <w:start w:val="1"/>
+      <w:numFmt w:val="bullet"/>
+      <w:lvlText w:val=""/>
+      <w:lvlJc w:val="left"/>
+      <w:pPr>
+        <w:tabs>
+          <w:tab w:val="num" w:pos="3600"/>
+        </w:tabs>
+        <w:ind w:left="3600" w:hanging="360"/>
+      </w:pPr>
+      <w:rPr>
+        <w:rFonts w:ascii="Wingdings" w:hAnsi="Wingdings" w:hint="default"/>
+        <w:sz w:val="20"/>
+      </w:rPr>
+    </w:lvl>
+    <w:lvl w:ilvl="5" w:tentative="1">
+      <w:start w:val="1"/>
+      <w:numFmt w:val="bullet"/>
+      <w:lvlText w:val=""/>
+      <w:lvlJc w:val="left"/>
+      <w:pPr>
+        <w:tabs>
+          <w:tab w:val="num" w:pos="4320"/>
+        </w:tabs>
+        <w:ind w:left="4320" w:hanging="360"/>
+      </w:pPr>
+      <w:rPr>
+        <w:rFonts w:ascii="Wingdings" w:hAnsi="Wingdings" w:hint="default"/>
+        <w:sz w:val="20"/>
+      </w:rPr>
+    </w:lvl>
+    <w:lvl w:ilvl="6" w:tentative="1">
+      <w:start w:val="1"/>
+      <w:numFmt w:val="bullet"/>
+      <w:lvlText w:val=""/>
+      <w:lvlJc w:val="left"/>
+      <w:pPr>
+        <w:tabs>
+          <w:tab w:val="num" w:pos="5040"/>
+        </w:tabs>
+        <w:ind w:left="5040" w:hanging="360"/>
+      </w:pPr>
+      <w:rPr>
+        <w:rFonts w:ascii="Wingdings" w:hAnsi="Wingdings" w:hint="default"/>
+        <w:sz w:val="20"/>
+      </w:rPr>
+    </w:lvl>
+    <w:lvl w:ilvl="7" w:tentative="1">
+      <w:start w:val="1"/>
+      <w:numFmt w:val="bullet"/>
+      <w:lvlText w:val=""/>
+      <w:lvlJc w:val="left"/>
+      <w:pPr>
+        <w:tabs>
+          <w:tab w:val="num" w:pos="5760"/>
+        </w:tabs>
+        <w:ind w:left="5760" w:hanging="360"/>
+      </w:pPr>
+      <w:rPr>
+        <w:rFonts w:ascii="Wingdings" w:hAnsi="Wingdings" w:hint="default"/>
+        <w:sz w:val="20"/>
+      </w:rPr>
+    </w:lvl>
+    <w:lvl w:ilvl="8" w:tentative="1">
+      <w:start w:val="1"/>
+      <w:numFmt w:val="bullet"/>
+      <w:lvlText w:val=""/>
+      <w:lvlJc w:val="left"/>
+      <w:pPr>
+        <w:tabs>
+          <w:tab w:val="num" w:pos="6480"/>
+        </w:tabs>
+        <w:ind w:left="6480" w:hanging="360"/>
+      </w:pPr>
+      <w:rPr>
+        <w:rFonts w:ascii="Wingdings" w:hAnsi="Wingdings" w:hint="default"/>
+        <w:sz w:val="20"/>
+      </w:rPr>
+    </w:lvl>
+  </w:abstractNum>
+  <w:abstractNum w:abstractNumId="1" w15:restartNumberingAfterBreak="0">
+    <w:nsid w:val="53094350"/>
+    <w:multiLevelType w:val="multilevel"/>
+    <w:tmpl w:val="33FEF8FA"/>
+    <w:lvl w:ilvl="0">
+      <w:start w:val="1"/>
+      <w:numFmt w:val="bullet"/>
+      <w:lvlText w:val=""/>
+      <w:lvlJc w:val="left"/>
+      <w:pPr>
+        <w:tabs>
+          <w:tab w:val="num" w:pos="720"/>
+        </w:tabs>
+        <w:ind w:left="720" w:hanging="360"/>
+      </w:pPr>
+      <w:rPr>
+        <w:rFonts w:ascii="Symbol" w:hAnsi="Symbol" w:hint="default"/>
+        <w:sz w:val="20"/>
+      </w:rPr>
+    </w:lvl>
+    <w:lvl w:ilvl="1">
+      <w:start w:val="1"/>
+      <w:numFmt w:val="bullet"/>
+      <w:lvlText w:val="o"/>
+      <w:lvlJc w:val="left"/>
+      <w:pPr>
+        <w:tabs>
+          <w:tab w:val="num" w:pos="1440"/>
+        </w:tabs>
+        <w:ind w:left="1440" w:hanging="360"/>
+      </w:pPr>
+      <w:rPr>
+        <w:rFonts w:ascii="Courier New" w:hAnsi="Courier New" w:hint="default"/>
+        <w:sz w:val="20"/>
+      </w:rPr>
+    </w:lvl>
+    <w:lvl w:ilvl="2" w:tentative="1">
+      <w:start w:val="1"/>
+      <w:numFmt w:val="bullet"/>
+      <w:lvlText w:val=""/>
+      <w:lvlJc w:val="left"/>
+      <w:pPr>
+        <w:tabs>
+          <w:tab w:val="num" w:pos="2160"/>
+        </w:tabs>
+        <w:ind w:left="2160" w:hanging="360"/>
+      </w:pPr>
+      <w:rPr>
+        <w:rFonts w:ascii="Wingdings" w:hAnsi="Wingdings" w:hint="default"/>
+        <w:sz w:val="20"/>
+      </w:rPr>
+    </w:lvl>
+    <w:lvl w:ilvl="3" w:tentative="1">
+      <w:start w:val="1"/>
+      <w:numFmt w:val="bullet"/>
+      <w:lvlText w:val=""/>
+      <w:lvlJc w:val="left"/>
+      <w:pPr>
+        <w:tabs>
+          <w:tab w:val="num" w:pos="2880"/>
+        </w:tabs>
+        <w:ind w:left="2880" w:hanging="360"/>
+      </w:pPr>
+      <w:rPr>
+        <w:rFonts w:ascii="Wingdings" w:hAnsi="Wingdings" w:hint="default"/>
+        <w:sz w:val="20"/>
+      </w:rPr>
+    </w:lvl>
+    <w:lvl w:ilvl="4" w:tentative="1">
+      <w:start w:val="1"/>
+      <w:numFmt w:val="bullet"/>
+      <w:lvlText w:val=""/>
+      <w:lvlJc w:val="left"/>
+      <w:pPr>
+        <w:tabs>
+          <w:tab w:val="num" w:pos="3600"/>
+        </w:tabs>
+        <w:ind w:left="3600" w:hanging="360"/>
+      </w:pPr>
+      <w:rPr>
+        <w:rFonts w:ascii="Wingdings" w:hAnsi="Wingdings" w:hint="default"/>
+        <w:sz w:val="20"/>
+      </w:rPr>
+    </w:lvl>
+    <w:lvl w:ilvl="5" w:tentative="1">
+      <w:start w:val="1"/>
+      <w:numFmt w:val="bullet"/>
+      <w:lvlText w:val=""/>
+      <w:lvlJc w:val="left"/>
+      <w:pPr>
+        <w:tabs>
+          <w:tab w:val="num" w:pos="4320"/>
+        </w:tabs>
+        <w:ind w:left="4320" w:hanging="360"/>
+      </w:pPr>
+      <w:rPr>
+        <w:rFonts w:ascii="Wingdings" w:hAnsi="Wingdings" w:hint="default"/>
+        <w:sz w:val="20"/>
+      </w:rPr>
+    </w:lvl>
+    <w:lvl w:ilvl="6" w:tentative="1">
+      <w:start w:val="1"/>
+      <w:numFmt w:val="bullet"/>
+      <w:lvlText w:val=""/>
+      <w:lvlJc w:val="left"/>
+      <w:pPr>
+        <w:tabs>
+          <w:tab w:val="num" w:pos="5040"/>
+        </w:tabs>
+        <w:ind w:left="5040" w:hanging="360"/>
+      </w:pPr>
+      <w:rPr>
+        <w:rFonts w:ascii="Wingdings" w:hAnsi="Wingdings" w:hint="default"/>
+        <w:sz w:val="20"/>
+      </w:rPr>
+    </w:lvl>
+    <w:lvl w:ilvl="7" w:tentative="1">
+      <w:start w:val="1"/>
+      <w:numFmt w:val="bullet"/>
+      <w:lvlText w:val=""/>
+      <w:lvlJc w:val="left"/>
+      <w:pPr>
+        <w:tabs>
+          <w:tab w:val="num" w:pos="5760"/>
+        </w:tabs>
+        <w:ind w:left="5760" w:hanging="360"/>
+      </w:pPr>
+      <w:rPr>
+        <w:rFonts w:ascii="Wingdings" w:hAnsi="Wingdings" w:hint="default"/>
+        <w:sz w:val="20"/>
+      </w:rPr>
+    </w:lvl>
+    <w:lvl w:ilvl="8" w:tentative="1">
+      <w:start w:val="1"/>
+      <w:numFmt w:val="bullet"/>
+      <w:lvlText w:val=""/>
+      <w:lvlJc w:val="left"/>
+      <w:pPr>
+        <w:tabs>
+          <w:tab w:val="num" w:pos="6480"/>
+        </w:tabs>
+        <w:ind w:left="6480" w:hanging="360"/>
+      </w:pPr>
+      <w:rPr>
+        <w:rFonts w:ascii="Wingdings" w:hAnsi="Wingdings" w:hint="default"/>
+        <w:sz w:val="20"/>
+      </w:rPr>
+    </w:lvl>
+  </w:abstractNum>
+  <w:abstractNum w:abstractNumId="2" w15:restartNumberingAfterBreak="0">
+    <w:nsid w:val="61B82ABA"/>
+    <w:multiLevelType w:val="multilevel"/>
+    <w:tmpl w:val="C93C8B48"/>
+    <w:lvl w:ilvl="0">
+      <w:start w:val="1"/>
+      <w:numFmt w:val="bullet"/>
+      <w:lvlText w:val=""/>
+      <w:lvlJc w:val="left"/>
+      <w:pPr>
+        <w:tabs>
+          <w:tab w:val="num" w:pos="720"/>
+        </w:tabs>
+        <w:ind w:left="720" w:hanging="360"/>
+      </w:pPr>
+      <w:rPr>
+        <w:rFonts w:ascii="Symbol" w:hAnsi="Symbol" w:hint="default"/>
+        <w:sz w:val="20"/>
+      </w:rPr>
+    </w:lvl>
+    <w:lvl w:ilvl="1">
+      <w:start w:val="1"/>
+      <w:numFmt w:val="bullet"/>
+      <w:lvlText w:val="o"/>
+      <w:lvlJc w:val="left"/>
+      <w:pPr>
+        <w:tabs>
+          <w:tab w:val="num" w:pos="1440"/>
+        </w:tabs>
+        <w:ind w:left="1440" w:hanging="360"/>
+      </w:pPr>
+      <w:rPr>
+        <w:rFonts w:ascii="Courier New" w:hAnsi="Courier New" w:hint="default"/>
+        <w:sz w:val="20"/>
+      </w:rPr>
+    </w:lvl>
+    <w:lvl w:ilvl="2" w:tentative="1">
+      <w:start w:val="1"/>
+      <w:numFmt w:val="bullet"/>
+      <w:lvlText w:val=""/>
+      <w:lvlJc w:val="left"/>
+      <w:pPr>
+        <w:tabs>
+          <w:tab w:val="num" w:pos="2160"/>
+        </w:tabs>
+        <w:ind w:left="2160" w:hanging="360"/>
+      </w:pPr>
+      <w:rPr>
+        <w:rFonts w:ascii="Wingdings" w:hAnsi="Wingdings" w:hint="default"/>
+        <w:sz w:val="20"/>
+      </w:rPr>
+    </w:lvl>
+    <w:lvl w:ilvl="3" w:tentative="1">
+      <w:start w:val="1"/>
+      <w:numFmt w:val="bullet"/>
+      <w:lvlText w:val=""/>
+      <w:lvlJc w:val="left"/>
+      <w:pPr>
+        <w:tabs>
+          <w:tab w:val="num" w:pos="2880"/>
+        </w:tabs>
+        <w:ind w:left="2880" w:hanging="360"/>
+      </w:pPr>
+      <w:rPr>
+        <w:rFonts w:ascii="Wingdings" w:hAnsi="Wingdings" w:hint="default"/>
+        <w:sz w:val="20"/>
+      </w:rPr>
+    </w:lvl>
+    <w:lvl w:ilvl="4" w:tentative="1">
+      <w:start w:val="1"/>
+      <w:numFmt w:val="bullet"/>
+      <w:lvlText w:val=""/>
+      <w:lvlJc w:val="left"/>
+      <w:pPr>
+        <w:tabs>
+          <w:tab w:val="num" w:pos="3600"/>
+        </w:tabs>
+        <w:ind w:left="3600" w:hanging="360"/>
+      </w:pPr>
+      <w:rPr>
+        <w:rFonts w:ascii="Wingdings" w:hAnsi="Wingdings" w:hint="default"/>
+        <w:sz w:val="20"/>
+      </w:rPr>
+    </w:lvl>
+    <w:lvl w:ilvl="5" w:tentative="1">
+      <w:start w:val="1"/>
+      <w:numFmt w:val="bullet"/>
+      <w:lvlText w:val=""/>
+      <w:lvlJc w:val="left"/>
+      <w:pPr>
+        <w:tabs>
+          <w:tab w:val="num" w:pos="4320"/>
+        </w:tabs>
+        <w:ind w:left="4320" w:hanging="360"/>
+      </w:pPr>
+      <w:rPr>
+        <w:rFonts w:ascii="Wingdings" w:hAnsi="Wingdings" w:hint="default"/>
+        <w:sz w:val="20"/>
+      </w:rPr>
+    </w:lvl>
+    <w:lvl w:ilvl="6" w:tentative="1">
+      <w:start w:val="1"/>
+      <w:numFmt w:val="bullet"/>
+      <w:lvlText w:val=""/>
+      <w:lvlJc w:val="left"/>
+      <w:pPr>
+        <w:tabs>
+          <w:tab w:val="num" w:pos="5040"/>
+        </w:tabs>
+        <w:ind w:left="5040" w:hanging="360"/>
+      </w:pPr>
+      <w:rPr>
+        <w:rFonts w:ascii="Wingdings" w:hAnsi="Wingdings" w:hint="default"/>
+        <w:sz w:val="20"/>
+      </w:rPr>
+    </w:lvl>
+    <w:lvl w:ilvl="7" w:tentative="1">
+      <w:start w:val="1"/>
+      <w:numFmt w:val="bullet"/>
+      <w:lvlText w:val=""/>
+      <w:lvlJc w:val="left"/>
+      <w:pPr>
+        <w:tabs>
+          <w:tab w:val="num" w:pos="5760"/>
+        </w:tabs>
+        <w:ind w:left="5760" w:hanging="360"/>
+      </w:pPr>
+      <w:rPr>
+        <w:rFonts w:ascii="Wingdings" w:hAnsi="Wingdings" w:hint="default"/>
+        <w:sz w:val="20"/>
+      </w:rPr>
+    </w:lvl>
+    <w:lvl w:ilvl="8" w:tentative="1">
+      <w:start w:val="1"/>
+      <w:numFmt w:val="bullet"/>
+      <w:lvlText w:val=""/>
+      <w:lvlJc w:val="left"/>
+      <w:pPr>
+        <w:tabs>
+          <w:tab w:val="num" w:pos="6480"/>
+        </w:tabs>
+        <w:ind w:left="6480" w:hanging="360"/>
+      </w:pPr>
+      <w:rPr>
+        <w:rFonts w:ascii="Wingdings" w:hAnsi="Wingdings" w:hint="default"/>
+        <w:sz w:val="20"/>
+      </w:rPr>
+    </w:lvl>
+  </w:abstractNum>
+  <w:num w:numId="1" w16cid:durableId="1497725558">
+    <w:abstractNumId w:val="2"/>
+  </w:num>
+  <w:num w:numId="2" w16cid:durableId="2084178752">
+    <w:abstractNumId w:val="0"/>
+  </w:num>
+  <w:num w:numId="3" w16cid:durableId="408815416">
+    <w:abstractNumId w:val="1"/>
+  </w:num>
+</w:numbering>
 </file>
 
 <file path=word/styles.xml><?xml version="1.0" encoding="utf-8"?>
@@ -1206,6 +3583,15 @@
   <w:style w:type="paragraph" w:default="1" w:styleId="Normal">
     <w:name w:val="Normal"/>
     <w:qFormat/>
+    <w:rsid w:val="00874DF7"/>
+    <w:pPr>
+      <w:spacing w:after="0" w:line="240" w:lineRule="auto"/>
+    </w:pPr>
+    <w:rPr>
+      <w:rFonts w:ascii="Times New Roman" w:eastAsia="Times New Roman" w:hAnsi="Times New Roman" w:cs="Times New Roman"/>
+      <w:kern w:val="0"/>
+      <w14:ligatures w14:val="none"/>
+    </w:rPr>
   </w:style>
   <w:style w:type="paragraph" w:styleId="Heading1">
     <w:name w:val="heading 1"/>
@@ -1257,7 +3643,6 @@
     <w:next w:val="Normal"/>
     <w:link w:val="Heading3Char"/>
     <w:uiPriority w:val="9"/>
-    <w:semiHidden/>
     <w:unhideWhenUsed/>
     <w:qFormat/>
     <w:rsid w:val="00995A3D"/>
@@ -1331,7 +3716,7 @@
     <w:pPr>
       <w:keepNext/>
       <w:keepLines/>
-      <w:spacing w:before="40" w:after="0"/>
+      <w:spacing w:before="40"/>
       <w:outlineLvl w:val="5"/>
     </w:pPr>
     <w:rPr>
@@ -1354,7 +3739,7 @@
     <w:pPr>
       <w:keepNext/>
       <w:keepLines/>
-      <w:spacing w:before="40" w:after="0"/>
+      <w:spacing w:before="40"/>
       <w:outlineLvl w:val="6"/>
     </w:pPr>
     <w:rPr>
@@ -1375,7 +3760,6 @@
     <w:pPr>
       <w:keepNext/>
       <w:keepLines/>
-      <w:spacing w:after="0"/>
       <w:outlineLvl w:val="7"/>
     </w:pPr>
     <w:rPr>
@@ -1398,7 +3782,6 @@
     <w:pPr>
       <w:keepNext/>
       <w:keepLines/>
-      <w:spacing w:after="0"/>
       <w:outlineLvl w:val="8"/>
     </w:pPr>
     <w:rPr>
@@ -1465,7 +3848,6 @@
     <w:basedOn w:val="DefaultParagraphFont"/>
     <w:link w:val="Heading3"/>
     <w:uiPriority w:val="9"/>
-    <w:semiHidden/>
     <w:rsid w:val="00995A3D"/>
     <w:rPr>
       <w:rFonts w:eastAsiaTheme="majorEastAsia" w:cstheme="majorBidi"/>
@@ -1561,7 +3943,7 @@
     <w:qFormat/>
     <w:rsid w:val="00995A3D"/>
     <w:pPr>
-      <w:spacing w:after="80" w:line="240" w:lineRule="auto"/>
+      <w:spacing w:after="80"/>
       <w:contextualSpacing/>
     </w:pPr>
     <w:rPr>
@@ -1733,6 +4115,119 @@
       <w:b/>
       <w:bCs/>
     </w:rPr>
+  </w:style>
+  <w:style w:type="paragraph" w:styleId="NormalWeb">
+    <w:name w:val="Normal (Web)"/>
+    <w:basedOn w:val="Normal"/>
+    <w:uiPriority w:val="99"/>
+    <w:semiHidden/>
+    <w:unhideWhenUsed/>
+    <w:rsid w:val="00874DF7"/>
+    <w:pPr>
+      <w:spacing w:before="100" w:beforeAutospacing="1" w:after="100" w:afterAutospacing="1"/>
+    </w:pPr>
+  </w:style>
+  <w:style w:type="character" w:styleId="HTMLCode">
+    <w:name w:val="HTML Code"/>
+    <w:basedOn w:val="DefaultParagraphFont"/>
+    <w:uiPriority w:val="99"/>
+    <w:semiHidden/>
+    <w:unhideWhenUsed/>
+    <w:rsid w:val="00874DF7"/>
+    <w:rPr>
+      <w:rFonts w:ascii="Courier New" w:eastAsia="Times New Roman" w:hAnsi="Courier New" w:cs="Courier New"/>
+      <w:sz w:val="20"/>
+      <w:szCs w:val="20"/>
+    </w:rPr>
+  </w:style>
+  <w:style w:type="character" w:customStyle="1" w:styleId="math-inline">
+    <w:name w:val="math-inline"/>
+    <w:basedOn w:val="DefaultParagraphFont"/>
+    <w:rsid w:val="00874DF7"/>
+  </w:style>
+  <w:style w:type="character" w:customStyle="1" w:styleId="ng-tns-c2446242643-679">
+    <w:name w:val="ng-tns-c2446242643-679"/>
+    <w:basedOn w:val="DefaultParagraphFont"/>
+    <w:rsid w:val="00874DF7"/>
+  </w:style>
+  <w:style w:type="paragraph" w:styleId="HTMLPreformatted">
+    <w:name w:val="HTML Preformatted"/>
+    <w:basedOn w:val="Normal"/>
+    <w:link w:val="HTMLPreformattedChar"/>
+    <w:uiPriority w:val="99"/>
+    <w:semiHidden/>
+    <w:unhideWhenUsed/>
+    <w:rsid w:val="00874DF7"/>
+    <w:pPr>
+      <w:tabs>
+        <w:tab w:val="left" w:pos="916"/>
+        <w:tab w:val="left" w:pos="1832"/>
+        <w:tab w:val="left" w:pos="2748"/>
+        <w:tab w:val="left" w:pos="3664"/>
+        <w:tab w:val="left" w:pos="4580"/>
+        <w:tab w:val="left" w:pos="5496"/>
+        <w:tab w:val="left" w:pos="6412"/>
+        <w:tab w:val="left" w:pos="7328"/>
+        <w:tab w:val="left" w:pos="8244"/>
+        <w:tab w:val="left" w:pos="9160"/>
+        <w:tab w:val="left" w:pos="10076"/>
+        <w:tab w:val="left" w:pos="10992"/>
+        <w:tab w:val="left" w:pos="11908"/>
+        <w:tab w:val="left" w:pos="12824"/>
+        <w:tab w:val="left" w:pos="13740"/>
+        <w:tab w:val="left" w:pos="14656"/>
+      </w:tabs>
+    </w:pPr>
+    <w:rPr>
+      <w:rFonts w:ascii="Courier New" w:hAnsi="Courier New" w:cs="Courier New"/>
+      <w:sz w:val="20"/>
+      <w:szCs w:val="20"/>
+    </w:rPr>
+  </w:style>
+  <w:style w:type="character" w:customStyle="1" w:styleId="HTMLPreformattedChar">
+    <w:name w:val="HTML Preformatted Char"/>
+    <w:basedOn w:val="DefaultParagraphFont"/>
+    <w:link w:val="HTMLPreformatted"/>
+    <w:uiPriority w:val="99"/>
+    <w:semiHidden/>
+    <w:rsid w:val="00874DF7"/>
+    <w:rPr>
+      <w:rFonts w:ascii="Courier New" w:eastAsia="Times New Roman" w:hAnsi="Courier New" w:cs="Courier New"/>
+      <w:kern w:val="0"/>
+      <w:sz w:val="20"/>
+      <w:szCs w:val="20"/>
+      <w14:ligatures w14:val="none"/>
+    </w:rPr>
+  </w:style>
+  <w:style w:type="character" w:customStyle="1" w:styleId="hljs-keyword">
+    <w:name w:val="hljs-keyword"/>
+    <w:basedOn w:val="DefaultParagraphFont"/>
+    <w:rsid w:val="00874DF7"/>
+  </w:style>
+  <w:style w:type="character" w:customStyle="1" w:styleId="hljs-number">
+    <w:name w:val="hljs-number"/>
+    <w:basedOn w:val="DefaultParagraphFont"/>
+    <w:rsid w:val="00874DF7"/>
+  </w:style>
+  <w:style w:type="character" w:customStyle="1" w:styleId="hljs-comment">
+    <w:name w:val="hljs-comment"/>
+    <w:basedOn w:val="DefaultParagraphFont"/>
+    <w:rsid w:val="00874DF7"/>
+  </w:style>
+  <w:style w:type="character" w:customStyle="1" w:styleId="ng-tns-c2446242643-680">
+    <w:name w:val="ng-tns-c2446242643-680"/>
+    <w:basedOn w:val="DefaultParagraphFont"/>
+    <w:rsid w:val="00874DF7"/>
+  </w:style>
+  <w:style w:type="character" w:customStyle="1" w:styleId="hljs-builtin">
+    <w:name w:val="hljs-built_in"/>
+    <w:basedOn w:val="DefaultParagraphFont"/>
+    <w:rsid w:val="00874DF7"/>
+  </w:style>
+  <w:style w:type="character" w:customStyle="1" w:styleId="ng-tns-c2446242643-681">
+    <w:name w:val="ng-tns-c2446242643-681"/>
+    <w:basedOn w:val="DefaultParagraphFont"/>
+    <w:rsid w:val="00874DF7"/>
   </w:style>
 </w:styles>
 </file>

--- a/DSA Patterns .docx
+++ b/DSA Patterns .docx
@@ -1061,7 +1061,7 @@
           <w:color w:val="1F1F1F"/>
           <w14:ligatures w14:val="standardContextual"/>
         </w:rPr>
-        <w:pict w14:anchorId="56040F1E">
+        <w:pict w14:anchorId="10A51DA4">
           <v:rect id="_x0000_i1026" style="width:0;height:1.5pt" o:hralign="center" o:hrstd="t" o:hrnoshade="t" o:hr="t" fillcolor="gray" stroked="f"/>
         </w:pict>
       </w:r>
@@ -1418,7 +1418,7 @@
           <w:color w:val="1F1F1F"/>
           <w14:ligatures w14:val="standardContextual"/>
         </w:rPr>
-        <w:pict w14:anchorId="14F61DD9">
+        <w:pict w14:anchorId="5E6A91DA">
           <v:rect id="_x0000_i1025" style="width:0;height:1.5pt" o:hralign="center" o:hrstd="t" o:hrnoshade="t" o:hr="t" fillcolor="gray" stroked="f"/>
         </w:pict>
       </w:r>
@@ -2711,7 +2711,139 @@
       </w:r>
     </w:p>
     <w:p/>
+    <w:p>
+      <w:r>
+        <w:t xml:space="preserve">###17. </w:t>
+      </w:r>
+      <w:r>
+        <w:t xml:space="preserve">Find </w:t>
+      </w:r>
+      <w:r>
+        <w:t xml:space="preserve">Zero sum </w:t>
+      </w:r>
+      <w:r>
+        <w:t>using three sum algorithms</w:t>
+      </w:r>
+    </w:p>
     <w:p/>
+    <w:p/>
+    <w:p>
+      <w:r>
+        <w:t>- **Core Pattern:** Two Pointers (after Sorting)</w:t>
+      </w:r>
+    </w:p>
+    <w:p>
+      <w:r>
+        <w:t>- **Problem:** Given an array of integers, find all unique triplets that sum to zero.</w:t>
+      </w:r>
+    </w:p>
+    <w:p>
+      <w:r>
+        <w:t>- **Technical Nuance:** Sorts the array, then for each element, uses two pointers to find pairs that sum to the negative of the current element. Skips duplicates to ensure unique triplets.</w:t>
+      </w:r>
+    </w:p>
+    <w:p>
+      <w:r>
+        <w:t>- **Complexity:**</w:t>
+      </w:r>
+    </w:p>
+    <w:p>
+      <w:r>
+        <w:t xml:space="preserve">  - Time: O(n²)</w:t>
+      </w:r>
+    </w:p>
+    <w:p>
+      <w:r>
+        <w:t xml:space="preserve">  - Space: O(1) (excluding output)</w:t>
+      </w:r>
+    </w:p>
+    <w:p/>
+    <w:p>
+      <w:r>
+        <w:t xml:space="preserve">--- </w:t>
+      </w:r>
+    </w:p>
+    <w:p/>
+    <w:p>
+      <w:r>
+        <w:t>###18. Find target using four sum algorithms</w:t>
+      </w:r>
+    </w:p>
+    <w:p/>
+    <w:p/>
+    <w:p>
+      <w:r>
+        <w:t>- **Core Pattern:** Two Pointers (after Sorting), Reduction to 2Sum/3Sum</w:t>
+      </w:r>
+    </w:p>
+    <w:p>
+      <w:r>
+        <w:t>- **Problem:** Given an array of integers, find all unique quadruplets that sum to a target value.</w:t>
+      </w:r>
+    </w:p>
+    <w:p>
+      <w:r>
+        <w:t>- **Technical Nuance:** Sorts the array, then fixes two numbers and uses two pointers to find pairs that sum to the remaining target. Skips duplicates to ensure unique quadruplets. Can be extended with pruning for efficiency.</w:t>
+      </w:r>
+    </w:p>
+    <w:p>
+      <w:r>
+        <w:t>- **Complexity:**</w:t>
+      </w:r>
+    </w:p>
+    <w:p>
+      <w:r>
+        <w:t xml:space="preserve">  - Time: O(n³)</w:t>
+      </w:r>
+    </w:p>
+    <w:p>
+      <w:r>
+        <w:t xml:space="preserve">  - Space: O(1) (excluding output)</w:t>
+      </w:r>
+    </w:p>
+    <w:p/>
+    <w:p>
+      <w:r>
+        <w:t xml:space="preserve">--- </w:t>
+      </w:r>
+    </w:p>
+    <w:p/>
+    <w:p>
+      <w:r>
+        <w:t>###19. 3 Sum Smaller</w:t>
+      </w:r>
+    </w:p>
+    <w:p/>
+    <w:p>
+      <w:r>
+        <w:t>- **Core Pattern:** Two Pointers (after Sorting)</w:t>
+      </w:r>
+    </w:p>
+    <w:p>
+      <w:r>
+        <w:t>- **Problem:** Given an array of integers and a target, count the number of triplets whose sum is less than the target.</w:t>
+      </w:r>
+    </w:p>
+    <w:p>
+      <w:r>
+        <w:t>- **Technical Nuance:** Sorts the array, then for each element, uses two pointers to efficiently count pairs that, together with the current element, sum to less than the target. Increments the count by (right - left) when a valid pair is found.</w:t>
+      </w:r>
+    </w:p>
+    <w:p>
+      <w:r>
+        <w:t>- **Complexity:**</w:t>
+      </w:r>
+    </w:p>
+    <w:p>
+      <w:r>
+        <w:t xml:space="preserve">  - Time: O(n²)</w:t>
+      </w:r>
+    </w:p>
+    <w:p>
+      <w:r>
+        <w:t xml:space="preserve">  - Space: O(1)</w:t>
+      </w:r>
+    </w:p>
     <w:sectPr>
       <w:pgSz w:w="12240" w:h="15840"/>
       <w:pgMar w:top="1440" w:right="1440" w:bottom="1440" w:left="1440" w:header="720" w:footer="720" w:gutter="0"/>

--- a/DSA Patterns .docx
+++ b/DSA Patterns .docx
@@ -1061,7 +1061,7 @@
           <w:color w:val="1F1F1F"/>
           <w14:ligatures w14:val="standardContextual"/>
         </w:rPr>
-        <w:pict w14:anchorId="10A51DA4">
+        <w:pict w14:anchorId="0FA9EE11">
           <v:rect id="_x0000_i1026" style="width:0;height:1.5pt" o:hralign="center" o:hrstd="t" o:hrnoshade="t" o:hr="t" fillcolor="gray" stroked="f"/>
         </w:pict>
       </w:r>
@@ -1418,7 +1418,7 @@
           <w:color w:val="1F1F1F"/>
           <w14:ligatures w14:val="standardContextual"/>
         </w:rPr>
-        <w:pict w14:anchorId="5E6A91DA">
+        <w:pict w14:anchorId="46364941">
           <v:rect id="_x0000_i1025" style="width:0;height:1.5pt" o:hralign="center" o:hrstd="t" o:hrnoshade="t" o:hr="t" fillcolor="gray" stroked="f"/>
         </w:pict>
       </w:r>
@@ -2842,6 +2842,137 @@
     <w:p>
       <w:r>
         <w:t xml:space="preserve">  - Space: O(1)</w:t>
+      </w:r>
+    </w:p>
+    <w:p/>
+    <w:p>
+      <w:r>
+        <w:t xml:space="preserve">--- </w:t>
+      </w:r>
+    </w:p>
+    <w:p/>
+    <w:p>
+      <w:r>
+        <w:lastRenderedPageBreak/>
+        <w:t>###20. Squares of a sorted array</w:t>
+      </w:r>
+    </w:p>
+    <w:p/>
+    <w:p>
+      <w:r>
+        <w:t>- **Core Pattern:** Two Pointers</w:t>
+      </w:r>
+      <w:r>
+        <w:t>, heap</w:t>
+      </w:r>
+    </w:p>
+    <w:p>
+      <w:r>
+        <w:t>- **Problem:** Given a sorted array of integers (which may include negatives), return a sorted array of their squares.</w:t>
+      </w:r>
+    </w:p>
+    <w:p>
+      <w:r>
+        <w:t>- **Technical Nuance:** Uses two pointers at the start and end of the array. Compares the squares of both ends, placing the larger square at the end of the result array and moving pointers inward. This avoids the need for an extra sort and achieves linear time.</w:t>
+      </w:r>
+    </w:p>
+    <w:p>
+      <w:r>
+        <w:t>- **Complexity:**</w:t>
+      </w:r>
+    </w:p>
+    <w:p>
+      <w:r>
+        <w:t xml:space="preserve">  - Time: O(n)</w:t>
+      </w:r>
+    </w:p>
+    <w:p>
+      <w:r>
+        <w:t xml:space="preserve">  - Space: O(n)</w:t>
+      </w:r>
+    </w:p>
+    <w:p/>
+    <w:p>
+      <w:r>
+        <w:t xml:space="preserve">--- </w:t>
+      </w:r>
+    </w:p>
+    <w:p>
+      <w:r>
+        <w:t>### 21. Closest Triplet sum</w:t>
+      </w:r>
+    </w:p>
+    <w:p/>
+    <w:p>
+      <w:r>
+        <w:t>- **Core Pattern:** Two Pointers (after Sorting)</w:t>
+      </w:r>
+    </w:p>
+    <w:p>
+      <w:r>
+        <w:t>- **Problem:** Given a list of numbers and a target, find the triplet whose sum is closest to the target.</w:t>
+      </w:r>
+    </w:p>
+    <w:p>
+      <w:r>
+        <w:t>- **Technical Nuance:** Sorts the array, then for each element, uses two pointers to efficiently search for the closest sum. Updates the closest sum whenever a smaller difference is found.</w:t>
+      </w:r>
+    </w:p>
+    <w:p>
+      <w:r>
+        <w:t>- **Complexity:**</w:t>
+      </w:r>
+    </w:p>
+    <w:p>
+      <w:r>
+        <w:t xml:space="preserve">  - Time: O(n²)</w:t>
+      </w:r>
+    </w:p>
+    <w:p>
+      <w:r>
+        <w:t xml:space="preserve">  - Space: O(1)</w:t>
+      </w:r>
+    </w:p>
+    <w:p/>
+    <w:p>
+      <w:r>
+        <w:t xml:space="preserve">--- </w:t>
+      </w:r>
+    </w:p>
+    <w:p>
+      <w:r>
+        <w:t>### 22. Count inversions in an array</w:t>
+      </w:r>
+    </w:p>
+    <w:p/>
+    <w:p>
+      <w:r>
+        <w:t>- **Core Pattern:** Modified Merge Sort (Divide and Conquer)</w:t>
+      </w:r>
+    </w:p>
+    <w:p>
+      <w:r>
+        <w:t>- **Problem:** Given an array, count the number of inversions (pairs (i, j) where i &lt; j and arr[i] &gt; arr[j]).</w:t>
+      </w:r>
+    </w:p>
+    <w:p>
+      <w:r>
+        <w:t>- **Technical Nuance:** Uses merge sort to count inversions while sorting. During the merge step, whenever an element from the right half is placed before an element from the left half, it counts as an inversion for all remaining elements in the left half.</w:t>
+      </w:r>
+    </w:p>
+    <w:p>
+      <w:r>
+        <w:t>- **Complexity:**</w:t>
+      </w:r>
+    </w:p>
+    <w:p>
+      <w:r>
+        <w:t xml:space="preserve">  - Time: O(n log n)</w:t>
+      </w:r>
+    </w:p>
+    <w:p>
+      <w:r>
+        <w:t xml:space="preserve">  - Space: O(n)</w:t>
       </w:r>
     </w:p>
     <w:sectPr>
